--- a/cukorbetegseg_modellek_beadando.docx
+++ b/cukorbetegseg_modellek_beadando.docx
@@ -9,6 +9,7 @@
         <w:spacing w:line="240" w:lineRule="auto"/>
         <w:jc w:val="center"/>
         <w:rPr>
+          <w:rFonts w:ascii="Times New Roman" w:hAnsi="Times New Roman" w:cs="Times New Roman"/>
           <w:color w:val="000000"/>
           <w:sz w:val="32"/>
           <w:szCs w:val="32"/>
@@ -17,7 +18,7 @@
       </w:pPr>
       <w:r>
         <w:rPr>
-          <w:rFonts w:ascii="Times New Roman" w:hAnsi="Times New Roman"/>
+          <w:rFonts w:ascii="Times New Roman" w:hAnsi="Times New Roman" w:cs="Times New Roman"/>
           <w:color w:val="000000"/>
           <w:sz w:val="32"/>
           <w:szCs w:val="32"/>
@@ -32,7 +33,7 @@
         <w:spacing w:line="240" w:lineRule="auto"/>
         <w:jc w:val="center"/>
         <w:rPr>
-          <w:rFonts w:ascii="Times New Roman" w:hAnsi="Times New Roman"/>
+          <w:rFonts w:ascii="Times New Roman" w:hAnsi="Times New Roman" w:cs="Times New Roman"/>
           <w:color w:val="000000"/>
           <w:sz w:val="32"/>
           <w:szCs w:val="32"/>
@@ -41,7 +42,7 @@
       </w:pPr>
       <w:r>
         <w:rPr>
-          <w:rFonts w:ascii="Times New Roman" w:hAnsi="Times New Roman"/>
+          <w:rFonts w:ascii="Times New Roman" w:hAnsi="Times New Roman" w:cs="Times New Roman"/>
           <w:color w:val="000000"/>
           <w:sz w:val="32"/>
           <w:szCs w:val="32"/>
@@ -53,6 +54,7 @@
     <w:p>
       <w:pPr>
         <w:pStyle w:val="BodyText"/>
+        <w:jc w:val="center"/>
         <w:rPr>
           <w:lang w:val="hu-HU"/>
         </w:rPr>
@@ -95,7 +97,7 @@
     <w:p>
       <w:pPr>
         <w:pStyle w:val="BodyText"/>
-        <w:jc w:val="center"/>
+        <w:jc w:val="both"/>
         <w:rPr>
           <w:color w:val="000000"/>
           <w:lang w:val="hu-HU"/>
@@ -104,8 +106,6 @@
       <w:r>
         <w:rPr>
           <w:noProof/>
-          <w:sz w:val="36"/>
-          <w:szCs w:val="36"/>
           <w:lang w:val="hu-HU"/>
         </w:rPr>
         <w:drawing>
@@ -124,7 +124,7 @@
                     <pic:cNvPicPr/>
                   </pic:nvPicPr>
                   <pic:blipFill>
-                    <a:blip r:embed="rId7">
+                    <a:blip r:embed="rId8">
                       <a:extLst>
                         <a:ext uri="{28A0092B-C50C-407E-A947-70E740481C1C}">
                           <a14:useLocalDpi xmlns:a14="http://schemas.microsoft.com/office/drawing/2010/main" val="0"/>
@@ -156,14 +156,19 @@
         <w:pStyle w:val="Heading2"/>
         <w:jc w:val="both"/>
         <w:rPr>
-          <w:color w:val="000000"/>
-          <w:lang w:val="hu-HU"/>
-        </w:rPr>
-      </w:pPr>
-      <w:r>
-        <w:rPr>
-          <w:rFonts w:ascii="Times New Roman" w:hAnsi="Times New Roman"/>
-          <w:color w:val="000000"/>
+          <w:rFonts w:ascii="Times New Roman" w:hAnsi="Times New Roman" w:cs="Times New Roman"/>
+          <w:color w:val="000000"/>
+          <w:sz w:val="24"/>
+          <w:szCs w:val="24"/>
+          <w:lang w:val="hu-HU"/>
+        </w:rPr>
+      </w:pPr>
+      <w:r>
+        <w:rPr>
+          <w:rFonts w:ascii="Times New Roman" w:hAnsi="Times New Roman" w:cs="Times New Roman"/>
+          <w:color w:val="000000"/>
+          <w:sz w:val="24"/>
+          <w:szCs w:val="24"/>
           <w:lang w:val="hu-HU"/>
         </w:rPr>
         <w:lastRenderedPageBreak/>
@@ -204,6 +209,7 @@
     <w:p>
       <w:pPr>
         <w:pStyle w:val="BodyText"/>
+        <w:jc w:val="both"/>
         <w:rPr>
           <w:color w:val="000000"/>
           <w:lang w:val="hu-HU"/>
@@ -213,6 +219,7 @@
     <w:p>
       <w:pPr>
         <w:pStyle w:val="BodyText"/>
+        <w:jc w:val="both"/>
         <w:rPr>
           <w:color w:val="000000"/>
           <w:lang w:val="hu-HU"/>
@@ -222,6 +229,7 @@
     <w:p>
       <w:pPr>
         <w:pStyle w:val="BodyText"/>
+        <w:jc w:val="both"/>
         <w:rPr>
           <w:color w:val="000000"/>
           <w:lang w:val="hu-HU"/>
@@ -231,8 +239,90 @@
     <w:p>
       <w:pPr>
         <w:pStyle w:val="BodyText"/>
-        <w:rPr>
-          <w:color w:val="000000"/>
+        <w:jc w:val="both"/>
+        <w:rPr>
+          <w:color w:val="000000"/>
+          <w:lang w:val="hu-HU"/>
+        </w:rPr>
+      </w:pPr>
+    </w:p>
+    <w:p>
+      <w:pPr>
+        <w:jc w:val="both"/>
+        <w:rPr>
+          <w:lang w:val="hu-HU"/>
+        </w:rPr>
+      </w:pPr>
+    </w:p>
+    <w:p>
+      <w:pPr>
+        <w:jc w:val="both"/>
+        <w:rPr>
+          <w:lang w:val="hu-HU"/>
+        </w:rPr>
+      </w:pPr>
+    </w:p>
+    <w:p>
+      <w:pPr>
+        <w:jc w:val="both"/>
+        <w:rPr>
+          <w:lang w:val="hu-HU"/>
+        </w:rPr>
+      </w:pPr>
+    </w:p>
+    <w:p>
+      <w:pPr>
+        <w:jc w:val="both"/>
+        <w:rPr>
+          <w:lang w:val="hu-HU"/>
+        </w:rPr>
+      </w:pPr>
+    </w:p>
+    <w:p>
+      <w:pPr>
+        <w:jc w:val="both"/>
+        <w:rPr>
+          <w:lang w:val="hu-HU"/>
+        </w:rPr>
+      </w:pPr>
+    </w:p>
+    <w:p>
+      <w:pPr>
+        <w:jc w:val="both"/>
+        <w:rPr>
+          <w:lang w:val="hu-HU"/>
+        </w:rPr>
+      </w:pPr>
+    </w:p>
+    <w:p>
+      <w:pPr>
+        <w:jc w:val="both"/>
+        <w:rPr>
+          <w:lang w:val="hu-HU"/>
+        </w:rPr>
+      </w:pPr>
+    </w:p>
+    <w:p>
+      <w:pPr>
+        <w:jc w:val="both"/>
+        <w:rPr>
+          <w:lang w:val="hu-HU"/>
+        </w:rPr>
+      </w:pPr>
+    </w:p>
+    <w:p>
+      <w:pPr>
+        <w:jc w:val="both"/>
+        <w:rPr>
+          <w:color w:val="000000"/>
+          <w:lang w:val="hu-HU"/>
+        </w:rPr>
+      </w:pPr>
+    </w:p>
+    <w:p>
+      <w:pPr>
+        <w:jc w:val="both"/>
+        <w:rPr>
           <w:lang w:val="hu-HU"/>
         </w:rPr>
       </w:pPr>
@@ -242,14 +332,19 @@
         <w:pStyle w:val="Heading1"/>
         <w:pageBreakBefore/>
         <w:spacing w:before="0" w:after="360"/>
-        <w:jc w:val="center"/>
-        <w:rPr>
-          <w:lang w:val="hu-HU"/>
-        </w:rPr>
-      </w:pPr>
-      <w:r>
-        <w:rPr>
-          <w:rFonts w:ascii="Times New Roman" w:eastAsia="Times New Roman" w:hAnsi="Times New Roman"/>
+        <w:jc w:val="both"/>
+        <w:rPr>
+          <w:rFonts w:ascii="Times New Roman" w:hAnsi="Times New Roman" w:cs="Times New Roman"/>
+          <w:sz w:val="24"/>
+          <w:szCs w:val="24"/>
+          <w:lang w:val="hu-HU"/>
+        </w:rPr>
+      </w:pPr>
+      <w:r>
+        <w:rPr>
+          <w:rFonts w:ascii="Times New Roman" w:eastAsia="Times New Roman" w:hAnsi="Times New Roman" w:cs="Times New Roman"/>
+          <w:sz w:val="24"/>
+          <w:szCs w:val="24"/>
           <w:lang w:val="hu-HU"/>
         </w:rPr>
         <w:lastRenderedPageBreak/>
@@ -262,34 +357,16 @@
           <w:tab w:val="right" w:leader="dot" w:pos="9346"/>
         </w:tabs>
         <w:spacing w:after="80"/>
-        <w:rPr>
-          <w:lang w:val="hu-HU"/>
-        </w:rPr>
-      </w:pPr>
-      <w:hyperlink w:anchor="sec_1_bevezetes">
-        <w:r>
-          <w:rPr>
-            <w:color w:val="000000"/>
-            <w:lang w:val="hu-HU"/>
-          </w:rPr>
-          <w:t>1. Bevezetés</w:t>
-        </w:r>
-      </w:hyperlink>
-      <w:r>
-        <w:rPr>
-          <w:lang w:val="hu-HU"/>
-        </w:rPr>
+        <w:jc w:val="both"/>
+        <w:rPr>
+          <w:lang w:val="hu-HU"/>
+        </w:rPr>
+      </w:pPr>
+      <w:r>
+        <w:t>1. Bevezetés</w:t>
         <w:tab/>
-      </w:r>
-      <w:hyperlink w:anchor="sec_1_bevezetes">
-        <w:r>
-          <w:rPr>
-            <w:color w:val="000000"/>
-            <w:lang w:val="hu-HU"/>
-          </w:rPr>
-          <w:t>4</w:t>
-        </w:r>
-      </w:hyperlink>
+        <w:t>5</w:t>
+      </w:r>
     </w:p>
     <w:p>
       <w:pPr>
@@ -297,34 +374,16 @@
           <w:tab w:val="right" w:leader="dot" w:pos="9346"/>
         </w:tabs>
         <w:spacing w:after="80"/>
-        <w:rPr>
-          <w:lang w:val="hu-HU"/>
-        </w:rPr>
-      </w:pPr>
-      <w:hyperlink w:anchor="sec_2_adatok">
-        <w:r>
-          <w:rPr>
-            <w:color w:val="000000"/>
-            <w:lang w:val="hu-HU"/>
-          </w:rPr>
-          <w:t>2. Adatok és előkészítés</w:t>
-        </w:r>
-      </w:hyperlink>
-      <w:r>
-        <w:rPr>
-          <w:lang w:val="hu-HU"/>
-        </w:rPr>
+        <w:jc w:val="both"/>
+        <w:rPr>
+          <w:lang w:val="hu-HU"/>
+        </w:rPr>
+      </w:pPr>
+      <w:r>
+        <w:t>2. Adatok és előkészítés</w:t>
         <w:tab/>
-      </w:r>
-      <w:hyperlink w:anchor="sec_2_adatok">
-        <w:r>
-          <w:rPr>
-            <w:color w:val="000000"/>
-            <w:lang w:val="hu-HU"/>
-          </w:rPr>
-          <w:t>5</w:t>
-        </w:r>
-      </w:hyperlink>
+        <w:t>6</w:t>
+      </w:r>
     </w:p>
     <w:p>
       <w:pPr>
@@ -332,34 +391,16 @@
           <w:tab w:val="right" w:leader="dot" w:pos="9346"/>
         </w:tabs>
         <w:spacing w:after="80"/>
-        <w:rPr>
-          <w:lang w:val="hu-HU"/>
-        </w:rPr>
-      </w:pPr>
-      <w:hyperlink w:anchor="sec_3_modszertan">
-        <w:r>
-          <w:rPr>
-            <w:color w:val="000000"/>
-            <w:lang w:val="hu-HU"/>
-          </w:rPr>
-          <w:t>3. Módszertani keret</w:t>
-        </w:r>
-      </w:hyperlink>
-      <w:r>
-        <w:rPr>
-          <w:lang w:val="hu-HU"/>
-        </w:rPr>
+        <w:jc w:val="both"/>
+        <w:rPr>
+          <w:lang w:val="hu-HU"/>
+        </w:rPr>
+      </w:pPr>
+      <w:r>
+        <w:t>3. Módszertani keret</w:t>
         <w:tab/>
-      </w:r>
-      <w:hyperlink w:anchor="sec_3_modszertan">
-        <w:r>
-          <w:rPr>
-            <w:color w:val="000000"/>
-            <w:lang w:val="hu-HU"/>
-          </w:rPr>
-          <w:t>6</w:t>
-        </w:r>
-      </w:hyperlink>
+        <w:t>7</w:t>
+      </w:r>
     </w:p>
     <w:p>
       <w:pPr>
@@ -367,34 +408,16 @@
           <w:tab w:val="right" w:leader="dot" w:pos="9346"/>
         </w:tabs>
         <w:spacing w:after="80"/>
-        <w:rPr>
-          <w:lang w:val="hu-HU"/>
-        </w:rPr>
-      </w:pPr>
-      <w:hyperlink w:anchor="sec_4_modellek">
-        <w:r>
-          <w:rPr>
-            <w:color w:val="000000"/>
-            <w:lang w:val="hu-HU"/>
-          </w:rPr>
-          <w:t>4. Alkalmazott modellek</w:t>
-        </w:r>
-      </w:hyperlink>
-      <w:r>
-        <w:rPr>
-          <w:lang w:val="hu-HU"/>
-        </w:rPr>
+        <w:jc w:val="both"/>
+        <w:rPr>
+          <w:lang w:val="hu-HU"/>
+        </w:rPr>
+      </w:pPr>
+      <w:r>
+        <w:t>4. Alkalmazott modellek</w:t>
         <w:tab/>
-      </w:r>
-      <w:hyperlink w:anchor="sec_4_modellek">
-        <w:r>
-          <w:rPr>
-            <w:color w:val="000000"/>
-            <w:lang w:val="hu-HU"/>
-          </w:rPr>
-          <w:t>7</w:t>
-        </w:r>
-      </w:hyperlink>
+        <w:t>8</w:t>
+      </w:r>
     </w:p>
     <w:p>
       <w:pPr>
@@ -402,34 +425,16 @@
           <w:tab w:val="right" w:leader="dot" w:pos="9346"/>
         </w:tabs>
         <w:spacing w:after="80"/>
-        <w:rPr>
-          <w:lang w:val="hu-HU"/>
-        </w:rPr>
-      </w:pPr>
-      <w:hyperlink w:anchor="sec_5_eredmenyek">
-        <w:r>
-          <w:rPr>
-            <w:color w:val="000000"/>
-            <w:lang w:val="hu-HU"/>
-          </w:rPr>
-          <w:t>5. Eredmények összehasonlítása</w:t>
-        </w:r>
-      </w:hyperlink>
-      <w:r>
-        <w:rPr>
-          <w:lang w:val="hu-HU"/>
-        </w:rPr>
+        <w:jc w:val="both"/>
+        <w:rPr>
+          <w:lang w:val="hu-HU"/>
+        </w:rPr>
+      </w:pPr>
+      <w:r>
+        <w:t>5. Eredmények összehasonlítása</w:t>
         <w:tab/>
-      </w:r>
-      <w:hyperlink w:anchor="sec_5_eredmenyek">
-        <w:r>
-          <w:rPr>
-            <w:color w:val="000000"/>
-            <w:lang w:val="hu-HU"/>
-          </w:rPr>
-          <w:t>8</w:t>
-        </w:r>
-      </w:hyperlink>
+        <w:t>9</w:t>
+      </w:r>
     </w:p>
     <w:p>
       <w:pPr>
@@ -437,34 +442,16 @@
           <w:tab w:val="right" w:leader="dot" w:pos="9346"/>
         </w:tabs>
         <w:spacing w:after="80"/>
-        <w:rPr>
-          <w:lang w:val="hu-HU"/>
-        </w:rPr>
-      </w:pPr>
-      <w:hyperlink w:anchor="sec_6_ertelmezes">
-        <w:r>
-          <w:rPr>
-            <w:color w:val="000000"/>
-            <w:lang w:val="hu-HU"/>
-          </w:rPr>
-          <w:t>6. Értelmezés és gyakorlati következmények</w:t>
-        </w:r>
-      </w:hyperlink>
-      <w:r>
-        <w:rPr>
-          <w:lang w:val="hu-HU"/>
-        </w:rPr>
+        <w:jc w:val="both"/>
+        <w:rPr>
+          <w:lang w:val="hu-HU"/>
+        </w:rPr>
+      </w:pPr>
+      <w:r>
+        <w:t>6. Értelmezés és gyakorlati következmények</w:t>
         <w:tab/>
-      </w:r>
-      <w:hyperlink w:anchor="sec_6_ertelmezes">
-        <w:r>
-          <w:rPr>
-            <w:color w:val="000000"/>
-            <w:lang w:val="hu-HU"/>
-          </w:rPr>
-          <w:t>11</w:t>
-        </w:r>
-      </w:hyperlink>
+        <w:t>12</w:t>
+      </w:r>
     </w:p>
     <w:p>
       <w:pPr>
@@ -472,34 +459,16 @@
           <w:tab w:val="right" w:leader="dot" w:pos="9346"/>
         </w:tabs>
         <w:spacing w:after="80"/>
-        <w:rPr>
-          <w:lang w:val="hu-HU"/>
-        </w:rPr>
-      </w:pPr>
-      <w:hyperlink w:anchor="sec_7_korlatok">
-        <w:r>
-          <w:rPr>
-            <w:color w:val="000000"/>
-            <w:lang w:val="hu-HU"/>
-          </w:rPr>
-          <w:t>7. Korlátok</w:t>
-        </w:r>
-      </w:hyperlink>
-      <w:r>
-        <w:rPr>
-          <w:lang w:val="hu-HU"/>
-        </w:rPr>
+        <w:jc w:val="both"/>
+        <w:rPr>
+          <w:lang w:val="hu-HU"/>
+        </w:rPr>
+      </w:pPr>
+      <w:r>
+        <w:t>7. Korlátok</w:t>
         <w:tab/>
-      </w:r>
-      <w:hyperlink w:anchor="sec_7_korlatok">
-        <w:r>
-          <w:rPr>
-            <w:color w:val="000000"/>
-            <w:lang w:val="hu-HU"/>
-          </w:rPr>
-          <w:t>14</w:t>
-        </w:r>
-      </w:hyperlink>
+        <w:t>15</w:t>
+      </w:r>
     </w:p>
     <w:p>
       <w:pPr>
@@ -507,34 +476,16 @@
           <w:tab w:val="right" w:leader="dot" w:pos="9346"/>
         </w:tabs>
         <w:spacing w:after="80"/>
-        <w:rPr>
-          <w:lang w:val="hu-HU"/>
-        </w:rPr>
-      </w:pPr>
-      <w:hyperlink w:anchor="sec_8_osszegzes">
-        <w:r>
-          <w:rPr>
-            <w:color w:val="000000"/>
-            <w:lang w:val="hu-HU"/>
-          </w:rPr>
-          <w:t>8. Összegzés</w:t>
-        </w:r>
-      </w:hyperlink>
-      <w:r>
-        <w:rPr>
-          <w:lang w:val="hu-HU"/>
-        </w:rPr>
+        <w:jc w:val="both"/>
+        <w:rPr>
+          <w:lang w:val="hu-HU"/>
+        </w:rPr>
+      </w:pPr>
+      <w:r>
+        <w:t>8. Összegzés</w:t>
         <w:tab/>
-      </w:r>
-      <w:hyperlink w:anchor="sec_8_osszegzes">
-        <w:r>
-          <w:rPr>
-            <w:color w:val="000000"/>
-            <w:lang w:val="hu-HU"/>
-          </w:rPr>
-          <w:t>15</w:t>
-        </w:r>
-      </w:hyperlink>
+        <w:t>16</w:t>
+      </w:r>
     </w:p>
     <w:p>
       <w:pPr>
@@ -542,34 +493,16 @@
           <w:tab w:val="right" w:leader="dot" w:pos="9346"/>
         </w:tabs>
         <w:spacing w:after="80"/>
-        <w:rPr>
-          <w:lang w:val="hu-HU"/>
-        </w:rPr>
-      </w:pPr>
-      <w:hyperlink w:anchor="sec_9_reszletes">
-        <w:r>
-          <w:rPr>
-            <w:color w:val="000000"/>
-            <w:lang w:val="hu-HU"/>
-          </w:rPr>
-          <w:t>9. Részletesebb modellértékelési megfontolások</w:t>
-        </w:r>
-      </w:hyperlink>
-      <w:r>
-        <w:rPr>
-          <w:lang w:val="hu-HU"/>
-        </w:rPr>
+        <w:jc w:val="both"/>
+        <w:rPr>
+          <w:lang w:val="hu-HU"/>
+        </w:rPr>
+      </w:pPr>
+      <w:r>
+        <w:t>9. Részletesebb modellértékelési megfontolások</w:t>
         <w:tab/>
-      </w:r>
-      <w:hyperlink w:anchor="sec_9_reszletes">
-        <w:r>
-          <w:rPr>
-            <w:color w:val="000000"/>
-            <w:lang w:val="hu-HU"/>
-          </w:rPr>
-          <w:t>16</w:t>
-        </w:r>
-      </w:hyperlink>
+        <w:t>17</w:t>
+      </w:r>
     </w:p>
     <w:p>
       <w:pPr>
@@ -577,508 +510,311 @@
           <w:tab w:val="right" w:leader="dot" w:pos="9346"/>
         </w:tabs>
         <w:spacing w:after="80"/>
-        <w:rPr>
-          <w:lang w:val="hu-HU"/>
-        </w:rPr>
-      </w:pPr>
-      <w:hyperlink w:anchor="sec_10_reprodukcio">
-        <w:r>
-          <w:rPr>
-            <w:color w:val="000000"/>
-            <w:lang w:val="hu-HU"/>
-          </w:rPr>
-          <w:t>10. Felhasznált eszközök és reprodukálhatóság</w:t>
-        </w:r>
-      </w:hyperlink>
-      <w:r>
-        <w:rPr>
-          <w:lang w:val="hu-HU"/>
-        </w:rPr>
+        <w:jc w:val="both"/>
+        <w:rPr>
+          <w:lang w:val="hu-HU"/>
+        </w:rPr>
+      </w:pPr>
+      <w:r>
+        <w:t>10. Felhasznált eszközök és reprodukálhatóság</w:t>
         <w:tab/>
-      </w:r>
-      <w:hyperlink w:anchor="sec_10_reprodukcio">
-        <w:r>
-          <w:rPr>
-            <w:color w:val="000000"/>
-            <w:lang w:val="hu-HU"/>
-          </w:rPr>
-          <w:t>18</w:t>
-        </w:r>
-      </w:hyperlink>
-    </w:p>
-    <w:p>
-      <w:pPr>
-        <w:pStyle w:val="Heading1"/>
-        <w:pageBreakBefore/>
-        <w:spacing w:before="0" w:after="360"/>
-        <w:jc w:val="center"/>
-        <w:rPr>
-          <w:lang w:val="hu-HU"/>
-        </w:rPr>
-      </w:pPr>
-      <w:r>
-        <w:rPr>
-          <w:rFonts w:ascii="Times New Roman" w:eastAsia="Times New Roman" w:hAnsi="Times New Roman"/>
-          <w:lang w:val="hu-HU"/>
-        </w:rPr>
-        <w:lastRenderedPageBreak/>
-        <w:t>Ábrák és táblázatok jegyzéke</w:t>
-      </w:r>
-    </w:p>
-    <w:bookmarkStart w:id="0" w:name="tab_1_modellek"/>
+        <w:t>18</w:t>
+      </w:r>
+    </w:p>
     <w:p>
       <w:pPr>
         <w:tabs>
           <w:tab w:val="right" w:leader="dot" w:pos="9346"/>
         </w:tabs>
         <w:spacing w:after="80"/>
-        <w:rPr>
-          <w:lang w:val="hu-HU"/>
-        </w:rPr>
-      </w:pPr>
-      <w:r>
-        <w:rPr>
-          <w:lang w:val="hu-HU"/>
-        </w:rPr>
-        <w:fldChar w:fldCharType="begin"/>
-      </w:r>
-      <w:r>
-        <w:rPr>
-          <w:lang w:val="hu-HU"/>
-        </w:rPr>
-        <w:instrText>HYPERLINK \l "tab_1_modellek" \h</w:instrText>
-      </w:r>
-      <w:r>
-        <w:rPr>
-          <w:lang w:val="hu-HU"/>
-        </w:rPr>
-      </w:r>
-      <w:r>
-        <w:rPr>
-          <w:lang w:val="hu-HU"/>
-        </w:rPr>
-        <w:fldChar w:fldCharType="separate"/>
-      </w:r>
-      <w:r>
-        <w:rPr>
-          <w:color w:val="000000"/>
-          <w:lang w:val="hu-HU"/>
-        </w:rPr>
-        <w:t>1. táblázat: A vizsgált modellek fő teljesítménymutatói</w:t>
-      </w:r>
-      <w:r>
-        <w:rPr>
-          <w:lang w:val="hu-HU"/>
-        </w:rPr>
-        <w:fldChar w:fldCharType="end"/>
-      </w:r>
-      <w:r>
-        <w:rPr>
-          <w:lang w:val="hu-HU"/>
-        </w:rPr>
+        <w:jc w:val="both"/>
+      </w:pPr>
+      <w:r>
+        <w:t>Hivatkozásjegyzék</w:t>
         <w:tab/>
-      </w:r>
-      <w:hyperlink w:anchor="tab_1_modellek">
-        <w:r>
-          <w:rPr>
-            <w:color w:val="000000"/>
-            <w:lang w:val="hu-HU"/>
-          </w:rPr>
-          <w:t>11</w:t>
-        </w:r>
-      </w:hyperlink>
-      <w:bookmarkEnd w:id="0"/>
-    </w:p>
-    <w:bookmarkStart w:id="1" w:name="tab_2_hiperparameterek"/>
+        <w:t>20</w:t>
+      </w:r>
+    </w:p>
+    <w:p>
+      <w:pPr>
+        <w:jc w:val="both"/>
+        <w:rPr>
+          <w:lang w:val="hu-HU"/>
+        </w:rPr>
+      </w:pPr>
+    </w:p>
+    <w:p>
+      <w:pPr>
+        <w:jc w:val="both"/>
+        <w:rPr>
+          <w:lang w:val="hu-HU"/>
+        </w:rPr>
+      </w:pPr>
+    </w:p>
+    <w:p>
+      <w:pPr>
+        <w:jc w:val="both"/>
+        <w:rPr>
+          <w:lang w:val="hu-HU"/>
+        </w:rPr>
+      </w:pPr>
+    </w:p>
+    <w:p>
+      <w:pPr>
+        <w:jc w:val="both"/>
+        <w:rPr>
+          <w:lang w:val="hu-HU"/>
+        </w:rPr>
+      </w:pPr>
+    </w:p>
+    <w:p>
+      <w:pPr>
+        <w:jc w:val="both"/>
+        <w:rPr>
+          <w:lang w:val="hu-HU"/>
+        </w:rPr>
+      </w:pPr>
+    </w:p>
+    <w:p>
+      <w:pPr>
+        <w:jc w:val="both"/>
+        <w:rPr>
+          <w:lang w:val="hu-HU"/>
+        </w:rPr>
+      </w:pPr>
+    </w:p>
+    <w:p>
+      <w:pPr>
+        <w:jc w:val="both"/>
+        <w:rPr>
+          <w:lang w:val="hu-HU"/>
+        </w:rPr>
+      </w:pPr>
+    </w:p>
+    <w:p>
+      <w:pPr>
+        <w:jc w:val="both"/>
+        <w:rPr>
+          <w:lang w:val="hu-HU"/>
+        </w:rPr>
+      </w:pPr>
+    </w:p>
+    <w:p>
+      <w:pPr>
+        <w:jc w:val="both"/>
+        <w:rPr>
+          <w:lang w:val="hu-HU"/>
+        </w:rPr>
+      </w:pPr>
+    </w:p>
+    <w:p>
+      <w:pPr>
+        <w:jc w:val="both"/>
+        <w:rPr>
+          <w:lang w:val="hu-HU"/>
+        </w:rPr>
+      </w:pPr>
+    </w:p>
+    <w:p>
+      <w:pPr>
+        <w:jc w:val="both"/>
+        <w:rPr>
+          <w:lang w:val="hu-HU"/>
+        </w:rPr>
+      </w:pPr>
+    </w:p>
+    <w:p>
+      <w:pPr>
+        <w:jc w:val="both"/>
+        <w:rPr>
+          <w:lang w:val="hu-HU"/>
+        </w:rPr>
+      </w:pPr>
+    </w:p>
+    <w:p>
+      <w:pPr>
+        <w:jc w:val="both"/>
+        <w:rPr>
+          <w:lang w:val="hu-HU"/>
+        </w:rPr>
+      </w:pPr>
+    </w:p>
+    <w:p>
+      <w:pPr>
+        <w:jc w:val="both"/>
+        <w:rPr>
+          <w:lang w:val="hu-HU"/>
+        </w:rPr>
+      </w:pPr>
+    </w:p>
+    <w:p>
+      <w:pPr>
+        <w:jc w:val="both"/>
+        <w:rPr>
+          <w:lang w:val="hu-HU"/>
+        </w:rPr>
+      </w:pPr>
+    </w:p>
+    <w:p>
+      <w:pPr>
+        <w:pStyle w:val="Heading1"/>
+        <w:pageBreakBefore/>
+        <w:spacing w:before="0" w:after="360"/>
+        <w:jc w:val="both"/>
+        <w:rPr>
+          <w:rFonts w:ascii="Times New Roman" w:hAnsi="Times New Roman" w:cs="Times New Roman"/>
+          <w:sz w:val="24"/>
+          <w:szCs w:val="24"/>
+          <w:lang w:val="hu-HU"/>
+        </w:rPr>
+      </w:pPr>
+      <w:r>
+        <w:rPr>
+          <w:rFonts w:ascii="Times New Roman" w:eastAsia="Times New Roman" w:hAnsi="Times New Roman" w:cs="Times New Roman"/>
+          <w:sz w:val="24"/>
+          <w:szCs w:val="24"/>
+          <w:lang w:val="hu-HU"/>
+        </w:rPr>
+        <w:lastRenderedPageBreak/>
+        <w:t>Ábrák és táblázatok jegyzéke</w:t>
+      </w:r>
+    </w:p>
+    <w:bookmarkStart w:id="0" w:name="tab_1_modellek"/>
     <w:p>
       <w:pPr>
         <w:tabs>
           <w:tab w:val="right" w:leader="dot" w:pos="9346"/>
         </w:tabs>
         <w:spacing w:after="80"/>
-        <w:rPr>
-          <w:lang w:val="hu-HU"/>
-        </w:rPr>
-      </w:pPr>
-      <w:r>
-        <w:rPr>
-          <w:lang w:val="hu-HU"/>
-        </w:rPr>
-        <w:fldChar w:fldCharType="begin"/>
-      </w:r>
-      <w:r>
-        <w:rPr>
-          <w:lang w:val="hu-HU"/>
-        </w:rPr>
-        <w:instrText>HYPERLINK \l "tab_2_hiperparameterek" \h</w:instrText>
-      </w:r>
-      <w:r>
-        <w:rPr>
-          <w:lang w:val="hu-HU"/>
-        </w:rPr>
-      </w:r>
-      <w:r>
-        <w:rPr>
-          <w:lang w:val="hu-HU"/>
-        </w:rPr>
-        <w:fldChar w:fldCharType="separate"/>
-      </w:r>
-      <w:r>
-        <w:rPr>
-          <w:color w:val="000000"/>
-          <w:lang w:val="hu-HU"/>
-        </w:rPr>
-        <w:t>2. táblázat: A modellek legjobb hiperparaméter-beállításai</w:t>
-      </w:r>
-      <w:r>
-        <w:rPr>
-          <w:lang w:val="hu-HU"/>
-        </w:rPr>
-        <w:fldChar w:fldCharType="end"/>
-      </w:r>
-      <w:r>
-        <w:rPr>
-          <w:lang w:val="hu-HU"/>
-        </w:rPr>
+        <w:jc w:val="both"/>
+        <w:rPr>
+          <w:lang w:val="hu-HU"/>
+        </w:rPr>
+      </w:pPr>
+      <w:r>
+        <w:t>1. táblázat: A vizsgált modellek fő teljesítménymutatói</w:t>
         <w:tab/>
-      </w:r>
-      <w:hyperlink w:anchor="tab_2_hiperparameterek">
-        <w:r>
-          <w:rPr>
-            <w:color w:val="000000"/>
-            <w:lang w:val="hu-HU"/>
-          </w:rPr>
-          <w:t>11</w:t>
-        </w:r>
-      </w:hyperlink>
-      <w:bookmarkEnd w:id="1"/>
-    </w:p>
-    <w:bookmarkStart w:id="2" w:name="fig_1_metrics"/>
+        <w:t>12</w:t>
+      </w:r>
+    </w:p>
+    <w:bookmarkStart w:id="1" w:name="tab_2_hiperparameterek"/>
     <w:p>
       <w:pPr>
         <w:tabs>
           <w:tab w:val="right" w:leader="dot" w:pos="9346"/>
         </w:tabs>
         <w:spacing w:after="80"/>
-        <w:rPr>
-          <w:lang w:val="hu-HU"/>
-        </w:rPr>
-      </w:pPr>
-      <w:r>
-        <w:rPr>
-          <w:lang w:val="hu-HU"/>
-        </w:rPr>
-        <w:fldChar w:fldCharType="begin"/>
-      </w:r>
-      <w:r>
-        <w:rPr>
-          <w:lang w:val="hu-HU"/>
-        </w:rPr>
-        <w:instrText>HYPERLINK \l "fig_1_metrics" \h</w:instrText>
-      </w:r>
-      <w:r>
-        <w:rPr>
-          <w:lang w:val="hu-HU"/>
-        </w:rPr>
-      </w:r>
-      <w:r>
-        <w:rPr>
-          <w:lang w:val="hu-HU"/>
-        </w:rPr>
-        <w:fldChar w:fldCharType="separate"/>
-      </w:r>
-      <w:r>
-        <w:rPr>
-          <w:color w:val="000000"/>
-          <w:lang w:val="hu-HU"/>
-        </w:rPr>
-        <w:t>1. ábra: A vizsgált modellek fő teljesítménymutatóinak összehasonlítása</w:t>
-      </w:r>
-      <w:r>
-        <w:rPr>
-          <w:lang w:val="hu-HU"/>
-        </w:rPr>
-        <w:fldChar w:fldCharType="end"/>
-      </w:r>
-      <w:r>
-        <w:rPr>
-          <w:lang w:val="hu-HU"/>
-        </w:rPr>
+        <w:jc w:val="both"/>
+        <w:rPr>
+          <w:lang w:val="hu-HU"/>
+        </w:rPr>
+      </w:pPr>
+      <w:r>
+        <w:t>2. táblázat: A modellek legjobb hiperparaméter-beállításai</w:t>
         <w:tab/>
-      </w:r>
-      <w:hyperlink w:anchor="fig_1_metrics">
-        <w:r>
-          <w:rPr>
-            <w:color w:val="000000"/>
-            <w:lang w:val="hu-HU"/>
-          </w:rPr>
-          <w:t>9</w:t>
-        </w:r>
-      </w:hyperlink>
-      <w:bookmarkEnd w:id="2"/>
-    </w:p>
-    <w:bookmarkStart w:id="3" w:name="fig_2_roc"/>
+        <w:t>12</w:t>
+      </w:r>
+    </w:p>
+    <w:bookmarkStart w:id="2" w:name="fig_1_metrics"/>
     <w:p>
       <w:pPr>
         <w:tabs>
           <w:tab w:val="right" w:leader="dot" w:pos="9346"/>
         </w:tabs>
         <w:spacing w:after="80"/>
-        <w:rPr>
-          <w:lang w:val="hu-HU"/>
-        </w:rPr>
-      </w:pPr>
-      <w:r>
-        <w:rPr>
-          <w:lang w:val="hu-HU"/>
-        </w:rPr>
-        <w:fldChar w:fldCharType="begin"/>
-      </w:r>
-      <w:r>
-        <w:rPr>
-          <w:lang w:val="hu-HU"/>
-        </w:rPr>
-        <w:instrText>HYPERLINK \l "fig_2_roc" \h</w:instrText>
-      </w:r>
-      <w:r>
-        <w:rPr>
-          <w:lang w:val="hu-HU"/>
-        </w:rPr>
-      </w:r>
-      <w:r>
-        <w:rPr>
-          <w:lang w:val="hu-HU"/>
-        </w:rPr>
-        <w:fldChar w:fldCharType="separate"/>
-      </w:r>
-      <w:r>
-        <w:rPr>
-          <w:color w:val="000000"/>
-          <w:lang w:val="hu-HU"/>
-        </w:rPr>
-        <w:t>2. ábra: ROC-görbék a teszthalmazon</w:t>
-      </w:r>
-      <w:r>
-        <w:rPr>
-          <w:lang w:val="hu-HU"/>
-        </w:rPr>
-        <w:fldChar w:fldCharType="end"/>
-      </w:r>
-      <w:r>
-        <w:rPr>
-          <w:lang w:val="hu-HU"/>
-        </w:rPr>
+        <w:jc w:val="both"/>
+        <w:rPr>
+          <w:lang w:val="hu-HU"/>
+        </w:rPr>
+      </w:pPr>
+      <w:r>
+        <w:t>1. ábra: A vizsgált modellek fő teljesítménymutatóinak összehasonlítása</w:t>
         <w:tab/>
-      </w:r>
-      <w:hyperlink w:anchor="fig_2_roc">
-        <w:r>
-          <w:rPr>
-            <w:color w:val="000000"/>
-            <w:lang w:val="hu-HU"/>
-          </w:rPr>
-          <w:t>9</w:t>
-        </w:r>
-      </w:hyperlink>
-      <w:bookmarkEnd w:id="3"/>
-    </w:p>
-    <w:bookmarkStart w:id="4" w:name="fig_3_confusion"/>
+        <w:t>10</w:t>
+      </w:r>
+    </w:p>
+    <w:bookmarkStart w:id="3" w:name="fig_2_roc"/>
     <w:p>
       <w:pPr>
         <w:tabs>
           <w:tab w:val="right" w:leader="dot" w:pos="9346"/>
         </w:tabs>
         <w:spacing w:after="80"/>
-        <w:rPr>
-          <w:lang w:val="hu-HU"/>
-        </w:rPr>
-      </w:pPr>
-      <w:r>
-        <w:rPr>
-          <w:lang w:val="hu-HU"/>
-        </w:rPr>
-        <w:fldChar w:fldCharType="begin"/>
-      </w:r>
-      <w:r>
-        <w:rPr>
-          <w:lang w:val="hu-HU"/>
-        </w:rPr>
-        <w:instrText>HYPERLINK \l "fig_3_confusion" \h</w:instrText>
-      </w:r>
-      <w:r>
-        <w:rPr>
-          <w:lang w:val="hu-HU"/>
-        </w:rPr>
-      </w:r>
-      <w:r>
-        <w:rPr>
-          <w:lang w:val="hu-HU"/>
-        </w:rPr>
-        <w:fldChar w:fldCharType="separate"/>
-      </w:r>
-      <w:r>
-        <w:rPr>
-          <w:color w:val="000000"/>
-          <w:lang w:val="hu-HU"/>
-        </w:rPr>
-        <w:t>3. ábra: Konfúziós mátrixok az F1-optimalizált küszöb mellett</w:t>
-      </w:r>
-      <w:r>
-        <w:rPr>
-          <w:lang w:val="hu-HU"/>
-        </w:rPr>
-        <w:fldChar w:fldCharType="end"/>
-      </w:r>
-      <w:r>
-        <w:rPr>
-          <w:lang w:val="hu-HU"/>
-        </w:rPr>
+        <w:jc w:val="both"/>
+        <w:rPr>
+          <w:lang w:val="hu-HU"/>
+        </w:rPr>
+      </w:pPr>
+      <w:r>
+        <w:t>2. ábra: ROC-görbék a teszthalmazon</w:t>
         <w:tab/>
-      </w:r>
-      <w:hyperlink w:anchor="fig_3_confusion">
-        <w:r>
-          <w:rPr>
-            <w:color w:val="000000"/>
-            <w:lang w:val="hu-HU"/>
-          </w:rPr>
-          <w:t>10</w:t>
-        </w:r>
-      </w:hyperlink>
-      <w:bookmarkEnd w:id="4"/>
-    </w:p>
-    <w:bookmarkStart w:id="5" w:name="fig_4_logreg_coeff"/>
+        <w:t>10</w:t>
+      </w:r>
+    </w:p>
+    <w:bookmarkStart w:id="4" w:name="fig_3_confusion"/>
     <w:p>
       <w:pPr>
         <w:tabs>
           <w:tab w:val="right" w:leader="dot" w:pos="9346"/>
         </w:tabs>
         <w:spacing w:after="80"/>
-        <w:rPr>
-          <w:lang w:val="hu-HU"/>
-        </w:rPr>
-      </w:pPr>
-      <w:r>
-        <w:rPr>
-          <w:lang w:val="hu-HU"/>
-        </w:rPr>
-        <w:fldChar w:fldCharType="begin"/>
-      </w:r>
-      <w:r>
-        <w:rPr>
-          <w:lang w:val="hu-HU"/>
-        </w:rPr>
-        <w:instrText>HYPERLINK \l "fig_4_logreg_coeff" \h</w:instrText>
-      </w:r>
-      <w:r>
-        <w:rPr>
-          <w:lang w:val="hu-HU"/>
-        </w:rPr>
-      </w:r>
-      <w:r>
-        <w:rPr>
-          <w:lang w:val="hu-HU"/>
-        </w:rPr>
-        <w:fldChar w:fldCharType="separate"/>
-      </w:r>
-      <w:r>
-        <w:rPr>
-          <w:color w:val="000000"/>
-          <w:lang w:val="hu-HU"/>
-        </w:rPr>
-        <w:t>4. ábra: A logisztikus regresszió standardizált együtthatói</w:t>
-      </w:r>
-      <w:r>
-        <w:rPr>
-          <w:lang w:val="hu-HU"/>
-        </w:rPr>
-        <w:fldChar w:fldCharType="end"/>
-      </w:r>
-      <w:r>
-        <w:rPr>
-          <w:lang w:val="hu-HU"/>
-        </w:rPr>
+        <w:jc w:val="both"/>
+        <w:rPr>
+          <w:lang w:val="hu-HU"/>
+        </w:rPr>
+      </w:pPr>
+      <w:r>
+        <w:t>3. ábra: Konfúziós mátrixok az F1-optimalizált küszöb mellett</w:t>
         <w:tab/>
-      </w:r>
-      <w:hyperlink w:anchor="fig_4_logreg_coeff">
-        <w:r>
-          <w:rPr>
-            <w:color w:val="000000"/>
-            <w:lang w:val="hu-HU"/>
-          </w:rPr>
-          <w:t>12</w:t>
-        </w:r>
-      </w:hyperlink>
-      <w:bookmarkEnd w:id="5"/>
-    </w:p>
-    <w:bookmarkStart w:id="6" w:name="fig_5_tree_importance"/>
+        <w:t>11</w:t>
+      </w:r>
+    </w:p>
+    <w:bookmarkStart w:id="5" w:name="fig_4_logreg_coeff"/>
     <w:p>
       <w:pPr>
         <w:tabs>
           <w:tab w:val="right" w:leader="dot" w:pos="9346"/>
         </w:tabs>
         <w:spacing w:after="80"/>
-        <w:rPr>
-          <w:lang w:val="hu-HU"/>
-        </w:rPr>
-      </w:pPr>
-      <w:r>
-        <w:rPr>
-          <w:lang w:val="hu-HU"/>
-        </w:rPr>
-        <w:fldChar w:fldCharType="begin"/>
-      </w:r>
-      <w:r>
-        <w:rPr>
-          <w:lang w:val="hu-HU"/>
-        </w:rPr>
-        <w:instrText>HYPERLINK \l "fig_5_tree_importance" \h</w:instrText>
-      </w:r>
-      <w:r>
-        <w:rPr>
-          <w:lang w:val="hu-HU"/>
-        </w:rPr>
-      </w:r>
-      <w:r>
-        <w:rPr>
-          <w:lang w:val="hu-HU"/>
-        </w:rPr>
-        <w:fldChar w:fldCharType="separate"/>
-      </w:r>
-      <w:r>
-        <w:rPr>
-          <w:color w:val="000000"/>
-          <w:lang w:val="hu-HU"/>
-        </w:rPr>
+        <w:jc w:val="both"/>
+        <w:rPr>
+          <w:lang w:val="hu-HU"/>
+        </w:rPr>
+      </w:pPr>
+      <w:r>
+        <w:t>4. ábra: A logisztikus regresszió standardizált együtthatói</w:t>
+        <w:tab/>
+        <w:t>13</w:t>
+      </w:r>
+    </w:p>
+    <w:bookmarkStart w:id="6" w:name="fig_5_tree_importance"/>
+    <w:p>
+      <w:pPr>
+        <w:tabs>
+          <w:tab w:val="right" w:leader="dot" w:pos="9346"/>
+        </w:tabs>
+        <w:spacing w:after="80"/>
+        <w:jc w:val="both"/>
+        <w:rPr>
+          <w:lang w:val="hu-HU"/>
+        </w:rPr>
+      </w:pPr>
+      <w:r>
         <w:t>5. ábra: Faalapú modellek feature importance értékei</w:t>
-      </w:r>
-      <w:r>
-        <w:rPr>
-          <w:lang w:val="hu-HU"/>
-        </w:rPr>
-        <w:fldChar w:fldCharType="end"/>
-      </w:r>
-      <w:r>
-        <w:rPr>
-          <w:lang w:val="hu-HU"/>
-        </w:rPr>
         <w:tab/>
-      </w:r>
-      <w:hyperlink w:anchor="fig_5_tree_importance">
-        <w:r>
-          <w:rPr>
-            <w:color w:val="000000"/>
-            <w:lang w:val="hu-HU"/>
-          </w:rPr>
-          <w:t>14</w:t>
-        </w:r>
-      </w:hyperlink>
-      <w:bookmarkEnd w:id="6"/>
+        <w:t>15</w:t>
+      </w:r>
     </w:p>
     <w:p>
       <w:pPr>
         <w:pStyle w:val="Heading2"/>
         <w:pageBreakBefore/>
-        <w:rPr>
-          <w:color w:val="000000"/>
+        <w:jc w:val="both"/>
+        <w:rPr>
+          <w:rFonts w:ascii="Times New Roman" w:hAnsi="Times New Roman" w:cs="Times New Roman"/>
+          <w:color w:val="000000"/>
+          <w:sz w:val="24"/>
+          <w:szCs w:val="24"/>
           <w:lang w:val="hu-HU"/>
         </w:rPr>
       </w:pPr>
@@ -1086,8 +822,10 @@
       <w:bookmarkStart w:id="8" w:name="sec_1_bevezetes"/>
       <w:r>
         <w:rPr>
-          <w:rFonts w:ascii="Times New Roman" w:hAnsi="Times New Roman"/>
-          <w:color w:val="000000"/>
+          <w:rFonts w:ascii="Times New Roman" w:hAnsi="Times New Roman" w:cs="Times New Roman"/>
+          <w:color w:val="000000"/>
+          <w:sz w:val="24"/>
+          <w:szCs w:val="24"/>
           <w:lang w:val="hu-HU"/>
         </w:rPr>
         <w:lastRenderedPageBreak/>
@@ -1300,8 +1038,12 @@
     <w:p>
       <w:pPr>
         <w:pStyle w:val="Heading2"/>
-        <w:rPr>
-          <w:color w:val="000000"/>
+        <w:jc w:val="both"/>
+        <w:rPr>
+          <w:rFonts w:ascii="Times New Roman" w:hAnsi="Times New Roman" w:cs="Times New Roman"/>
+          <w:color w:val="000000"/>
+          <w:sz w:val="24"/>
+          <w:szCs w:val="24"/>
           <w:lang w:val="hu-HU"/>
         </w:rPr>
       </w:pPr>
@@ -1310,8 +1052,10 @@
       <w:bookmarkStart w:id="11" w:name="sec_2_adatok"/>
       <w:r>
         <w:rPr>
-          <w:rFonts w:ascii="Times New Roman" w:hAnsi="Times New Roman"/>
-          <w:color w:val="000000"/>
+          <w:rFonts w:ascii="Times New Roman" w:hAnsi="Times New Roman" w:cs="Times New Roman"/>
+          <w:color w:val="000000"/>
+          <w:sz w:val="24"/>
+          <w:szCs w:val="24"/>
           <w:lang w:val="hu-HU"/>
         </w:rPr>
         <w:lastRenderedPageBreak/>
@@ -1352,74 +1096,7 @@
           <w:color w:val="000000"/>
           <w:lang w:val="hu-HU"/>
         </w:rPr>
-        <w:t>Az adathalmaz eredete miatt érdemes külön megjegyezni, hogy a Pima Indians Diabetes Database nem egy általános, minden népességre reprezentatív egészségügyi adatbázis. A megfigyelések egy nagyobb kutatási adatbázisból kiválasztott esetek, amelyek az amerikai National Institute of Diabetes and Digestive and Kidney Diseases kutatásaihoz kapcsolódnak. A mintában szereplő személyek legalább 21 éves, Pima indián származású nők voltak, akik Phoenix, Arizona környékén éltek</w:t>
-      </w:r>
-      <w:r>
-        <w:rPr>
-          <w:color w:val="000000"/>
-          <w:lang w:val="hu-HU"/>
-        </w:rPr>
-        <w:t xml:space="preserve"> </w:t>
-      </w:r>
-      <w:r>
-        <w:rPr>
-          <w:color w:val="000000" w:themeColor="text1"/>
-          <w:highlight w:val="yellow"/>
-          <w:lang w:val="hu-HU"/>
-        </w:rPr>
-        <w:t>(HIVAT)</w:t>
-      </w:r>
-      <w:r>
-        <w:rPr>
-          <w:color w:val="000000" w:themeColor="text1"/>
-          <w:highlight w:val="yellow"/>
-          <w:lang w:val="hu-HU"/>
-        </w:rPr>
-        <w:t>.</w:t>
-      </w:r>
-      <w:r>
-        <w:rPr>
-          <w:color w:val="000000" w:themeColor="text1"/>
-          <w:lang w:val="hu-HU"/>
-        </w:rPr>
-        <w:t xml:space="preserve"> </w:t>
-      </w:r>
-      <w:r>
-        <w:rPr>
-          <w:color w:val="000000"/>
-          <w:lang w:val="hu-HU"/>
-        </w:rPr>
-        <w:t>A Pima, más néven Akimel O’odham közösség egészségügyi adatai a diabéteszkutatásban azért váltak gyakran elemzett példává, mert ebben a populációban a 2-es típusú cukorbetegség előfordulása történetileg kiemelt kutatási figyelmet kapott</w:t>
-      </w:r>
-      <w:r>
-        <w:rPr>
-          <w:color w:val="000000"/>
-          <w:lang w:val="hu-HU"/>
-        </w:rPr>
-        <w:t xml:space="preserve"> </w:t>
-      </w:r>
-      <w:r>
-        <w:rPr>
-          <w:color w:val="000000"/>
-          <w:highlight w:val="yellow"/>
-          <w:lang w:val="hu-HU"/>
-        </w:rPr>
-        <w:t>(HIVAT)</w:t>
-      </w:r>
-      <w:r>
-        <w:rPr>
-          <w:color w:val="000000"/>
-          <w:highlight w:val="yellow"/>
-          <w:lang w:val="hu-HU"/>
-        </w:rPr>
-        <w:t>.</w:t>
-      </w:r>
-      <w:r>
-        <w:rPr>
-          <w:color w:val="000000"/>
-          <w:lang w:val="hu-HU"/>
-        </w:rPr>
-        <w:t xml:space="preserve"> Ez a háttér fontos értelmezési korlátot is jelent: a modellek eredményei elsősorban erre a konkrét mintára vonatkoznak, és csak óvatosan általánosíthatók más nemű, életkorú vagy etnikai összetételű csoportokra.</w:t>
+        <w:t>Az adathalmaz eredete miatt érdemes külön megjegyezni, hogy a Pima Indians Diabetes Database nem egy általános, minden népességre reprezentatív egészségügyi adatbázis. A megfigyelések egy nagyobb kutatási adatbázisból kiválasztott esetek, amelyek az amerikai National Institute of Diabetes and Digestive and Kidney Diseases kutatásaihoz kapcsolódnak. A mintában szereplő személyek legalább 21 éves, Pima indián származású nők voltak, akik Phoenix, Arizona környékén éltek; az adatbázis eredeti tulajdonosaként a National Institute of Diabetes and Digestive and Kidney Diseases szerepel az UCI-leírásban (National Institute of Diabetes and Digestive and Kidney Diseases, 1990; Smith és mtsai., 1988). A Pima, más néven Akimel O’odham közösség egészségügyi adatai a diabéteszkutatásban azért váltak gyakran elemzett példává, mert ebben a populációban a 2-es típusú cukorbetegség előfordulása történetileg kiemelt kutatási figyelmet kapott (Schulz és mtsai., 2006). Ez a háttér fontos értelmezési korlátot is jelent: a modellek eredményei elsősorban erre a konkrét mintára vonatkoznak, és csak óvatosan általánosíthatók más nemű, életkorú vagy etnikai összetételű csoportokra.</w:t>
       </w:r>
     </w:p>
     <w:p>
@@ -1436,30 +1113,7 @@
           <w:color w:val="000000"/>
           <w:lang w:val="hu-HU"/>
         </w:rPr>
-        <w:t>A szakirodalom szerint a populációban megfigyelhető magas cukorbetegség-előfordulás hátterében genetikai hajlam és környezeti tényezők együttes hatása áll. Kutatások rámutattak arra, hogy a nyugati típusú életmód, az elhízás magas aránya, a csökkent fizikai aktivitás, valamint az étrendi változások jelentősen hozzájárulnak a betegség gyakoriságához. Emiatt az adathalmazban a diabéteszes esetek aránya magasabb lehet, mint ami egy általános népességi mintában várható, ami az eredmények értelmezésekor és más populációkra történő kiterjesztésekor különös körültekintést igényel</w:t>
-      </w:r>
-      <w:r>
-        <w:rPr>
-          <w:color w:val="000000"/>
-          <w:lang w:val="hu-HU"/>
-        </w:rPr>
-        <w:t xml:space="preserve"> </w:t>
-      </w:r>
-      <w:r>
-        <w:rPr>
-          <w:color w:val="000000"/>
-          <w:highlight w:val="yellow"/>
-          <w:lang w:val="hu-HU"/>
-        </w:rPr>
-        <w:t>(HIVAT)</w:t>
-      </w:r>
-      <w:r>
-        <w:rPr>
-          <w:color w:val="000000"/>
-          <w:highlight w:val="yellow"/>
-          <w:lang w:val="hu-HU"/>
-        </w:rPr>
-        <w:t>.</w:t>
+        <w:t>A szakirodalom szerint a populációban megfigyelhető magas cukorbetegség-előfordulás hátterében genetikai hajlam és környezeti tényezők együttes hatása áll. Kutatások rámutattak arra, hogy a nyugati típusú életmód, az elhízás magas aránya, a csökkent fizikai aktivitás, valamint az étrendi változások jelentősen hozzájárulnak a betegség gyakoriságához. Emiatt az adathalmazban a diabéteszes esetek aránya magasabb lehet, mint ami egy általános népességi mintában várható, ami az eredmények értelmezésekor és más populációkra történő kiterjesztésekor különös körültekintést igényel (Schulz és mtsai., 2006).</w:t>
       </w:r>
     </w:p>
     <w:p>
@@ -1476,7 +1130,15 @@
           <w:color w:val="000000"/>
           <w:lang w:val="hu-HU"/>
         </w:rPr>
-        <w:t>Az adattisztítás során külön figyelmet kellett fordítani a nulla értékekre. Bizonyos változóknál a nulla érték szakmailag nem tekinthető reális mérési eredménynek. Ilyen például a Glucose, BloodPressure, SkinThickness, Insulin és BMI. Ezeknél a változóknál a nulla inkább hiányzó vagy hibás adatként értelmezhető.</w:t>
+        <w:t xml:space="preserve">Az adattisztítás során külön figyelmet kellett fordítani a nulla értékekre. Bizonyos változóknál a nulla érték szakmailag nem tekinthető reális mérési eredménynek. Ilyen például a Glucose, </w:t>
+      </w:r>
+      <w:r>
+        <w:rPr>
+          <w:color w:val="000000"/>
+          <w:lang w:val="hu-HU"/>
+        </w:rPr>
+        <w:lastRenderedPageBreak/>
+        <w:t>BloodPressure, SkinThickness, Insulin és BMI. Ezeknél a változóknál a nulla inkább hiányzó vagy hibás adatként értelmezhető.</w:t>
       </w:r>
     </w:p>
     <w:p>
@@ -1493,7 +1155,6 @@
           <w:color w:val="000000"/>
           <w:lang w:val="hu-HU"/>
         </w:rPr>
-        <w:lastRenderedPageBreak/>
         <w:t>A</w:t>
       </w:r>
       <w:r>
@@ -1523,53 +1184,20 @@
       <w:r>
         <w:rPr>
           <w:color w:val="000000"/>
-          <w:highlight w:val="yellow"/>
-          <w:lang w:val="hu-HU"/>
-        </w:rPr>
-        <w:t>A logisztikus regresszió esetében a standardizálás is a pipeline része lett, mert a regularizált lineáris modellek érzékenyek a változók skálájára.</w:t>
-      </w:r>
-      <w:r>
-        <w:rPr>
-          <w:color w:val="000000"/>
-          <w:lang w:val="hu-HU"/>
-        </w:rPr>
-        <w:t xml:space="preserve"> </w:t>
-      </w:r>
-      <w:r>
-        <w:rPr>
-          <w:color w:val="000000"/>
-          <w:highlight w:val="yellow"/>
-          <w:lang w:val="hu-HU"/>
-        </w:rPr>
-        <w:t>A faalapú modelleknél skálázást nem alkalmaztunk, mert a döntési fák osztási szabályai nem igénylik a változók standardizálását.</w:t>
-      </w:r>
-      <w:r>
-        <w:rPr>
-          <w:color w:val="000000"/>
-          <w:lang w:val="hu-HU"/>
-        </w:rPr>
-        <w:t xml:space="preserve"> A Random Forest, XGBoost és Gradient Boosting modellek esetében tehát a pipeline a nullaérték-medián helyettesítésből és magából a modellből állt. Ez a különbség nem </w:t>
-      </w:r>
-      <w:r>
-        <w:rPr>
-          <w:color w:val="000000"/>
-          <w:lang w:val="hu-HU"/>
-        </w:rPr>
-        <w:t>módszertani különbséget</w:t>
-      </w:r>
-      <w:r>
-        <w:rPr>
-          <w:color w:val="000000"/>
-          <w:lang w:val="hu-HU"/>
-        </w:rPr>
-        <w:t>, hanem a modellek természetéhez igazodó előfeldolgozást jelent.</w:t>
+          <w:lang w:val="hu-HU"/>
+        </w:rPr>
+        <w:t>A logisztikus regresszió esetében a standardizálás is a pipeline része lett, mert a regularizált lineáris modellek érzékenyek a változók skálájára (Kuhn és Johnson, 2013; Hastie és mtsai., 2009). A faalapú modelleknél skálázást nem alkalmaztunk, mert a döntési fák osztási szabályai nem igénylik a változók standardizálását (Hastie és mtsai., 2009). A Random Forest, XGBoost és Gradient Boosting modellek esetében tehát a pipeline a nullaérték-medián helyettesítésből és magából a modellből állt. Ez a különbség nem módszertani különbséget, hanem a modellek természetéhez igazodó előfeldolgozást jelent.</w:t>
       </w:r>
     </w:p>
     <w:p>
       <w:pPr>
         <w:pStyle w:val="Heading2"/>
-        <w:rPr>
-          <w:color w:val="000000"/>
+        <w:jc w:val="both"/>
+        <w:rPr>
+          <w:rFonts w:ascii="Times New Roman" w:hAnsi="Times New Roman" w:cs="Times New Roman"/>
+          <w:color w:val="000000"/>
+          <w:sz w:val="24"/>
+          <w:szCs w:val="24"/>
           <w:lang w:val="hu-HU"/>
         </w:rPr>
       </w:pPr>
@@ -1578,8 +1206,10 @@
       <w:bookmarkStart w:id="14" w:name="sec_3_modszertan"/>
       <w:r>
         <w:rPr>
-          <w:rFonts w:ascii="Times New Roman" w:hAnsi="Times New Roman"/>
-          <w:color w:val="000000"/>
+          <w:rFonts w:ascii="Times New Roman" w:hAnsi="Times New Roman" w:cs="Times New Roman"/>
+          <w:color w:val="000000"/>
+          <w:sz w:val="24"/>
+          <w:szCs w:val="24"/>
           <w:lang w:val="hu-HU"/>
         </w:rPr>
         <w:t>3. Módszertani keret</w:t>
@@ -1602,15 +1232,7 @@
           <w:color w:val="000000"/>
           <w:lang w:val="hu-HU"/>
         </w:rPr>
-        <w:t xml:space="preserve">A modellértékelés első lépése egy rétegzett tanító-teszt felosztás volt. A teszthalmaz aránya 20 százalék, a tanítóhalmaz aránya 80 százalék lett. A rétegzett felosztás azért fontos, mert a célváltozó nem teljesen kiegyensúlyozott: a negatív osztály aránya magasabb, mint a pozitív osztályé. </w:t>
-      </w:r>
-      <w:r>
-        <w:rPr>
-          <w:color w:val="000000"/>
-          <w:highlight w:val="yellow"/>
-          <w:lang w:val="hu-HU"/>
-        </w:rPr>
-        <w:t>Rétegzés nélkül előfordulhatna, hogy a tanító- vagy teszthalmaz osztályaránya torzul, ami különösen kis és közepes méretű adathalmazoknál befolyásolhatja a becsült teljesítményt.</w:t>
+        <w:t>A modellértékelés első lépése egy rétegzett tanító-teszt felosztás volt. A teszthalmaz aránya 20 százalék, a tanítóhalmaz aránya 80 százalék lett. A rétegzett felosztás azért fontos, mert a célváltozó nem teljesen kiegyensúlyozott: a negatív osztály aránya magasabb, mint a pozitív osztályé. Rétegzés nélkül előfordulhatna, hogy a tanító- vagy teszthalmaz osztályaránya torzul, ami különösen kis és közepes méretű adathalmazoknál befolyásolhatja a becsült teljesítményt (Kuhn és Johnson, 2013).</w:t>
       </w:r>
     </w:p>
     <w:p>
@@ -1627,15 +1249,7 @@
           <w:color w:val="000000"/>
           <w:lang w:val="hu-HU"/>
         </w:rPr>
-        <w:t xml:space="preserve">A hiperparaméterek kiválasztásához ötszörös rétegzett keresztvalidációt alkalmaztunk. Ez azt jelenti, hogy a tanítóhalmaz öt részre oszlott, és a modell ötször került tanításra úgy, hogy minden alkalommal másik rész szolgált validációs halmazként. A rétegzett keresztvalidáció megőrzi az osztályarányokat az egyes foldokban, ami stabilabb és összehasonlíthatóbb eredményeket ad. </w:t>
-      </w:r>
-      <w:r>
-        <w:rPr>
-          <w:color w:val="000000"/>
-          <w:highlight w:val="yellow"/>
-          <w:lang w:val="hu-HU"/>
-        </w:rPr>
-        <w:t>A modellek rangsorolásánál a ROC AUC volt a fő optimalizálási mutató, mert ez küszöbfüggetlenül méri, hogy a modell mennyire jól különíti el a pozitív és negatív eseteket.</w:t>
+        <w:t>A hiperparaméterek kiválasztásához ötszörös rétegzett keresztvalidációt alkalmaztunk. Ez azt jelenti, hogy a tanítóhalmaz öt részre oszlott, és a modell ötször került tanításra úgy, hogy minden alkalommal másik rész szolgált validációs halmazként. A rétegzett keresztvalidáció megőrzi az osztályarányokat az egyes foldokban, ami stabilabb és összehasonlíthatóbb eredményeket ad. A modellek rangsorolásánál a ROC AUC volt a fő optimalizálási mutató, mert ez küszöbfüggetlenül méri, hogy a modell mennyire jól különíti el a pozitív és negatív eseteket (Fawcett, 2006).</w:t>
       </w:r>
     </w:p>
     <w:p>
@@ -1652,6 +1266,7 @@
           <w:color w:val="000000"/>
           <w:lang w:val="hu-HU"/>
         </w:rPr>
+        <w:lastRenderedPageBreak/>
         <w:t>A végső modellértékelés elkülönített teszthalmazon történt. Ez kulcsfontosságú, mert a keresztvalidáció során a modellek és hiperparaméterek kiválasztása már a tanítóhalmazon belül megtörtént. A teszthalmazt csak a folyamat végén használtuk, így az a modell által korábban nem látott adatokon adott teljesítményt közelíti. A teszteredmények alapján ROC AUC, accuracy, F1-mutató, valamint konfúziós mátrix készült.</w:t>
       </w:r>
     </w:p>
@@ -1669,15 +1284,18 @@
           <w:color w:val="000000"/>
           <w:lang w:val="hu-HU"/>
         </w:rPr>
-        <w:lastRenderedPageBreak/>
         <w:t>Az F1-mutató esetében két küszöböt is megvizsgáltunk. Az alapértelmezett 0,50-es küszöb mellett minden modellnél kiválasztásra került egy olyan küszöb, amely a tanítóhalmazon maximalizálta az F1-értéket. Fontos, hogy ez a küszöb nem a teszthalmazon lett optimalizálva, mert az ismét adat-szivárgást eredményezett volna. A teszthalmaz csak azt mutatta meg, hogy a tanítóhalmazon kiválasztott küszöb hogyan teljesít új adatokon.</w:t>
       </w:r>
     </w:p>
     <w:p>
       <w:pPr>
         <w:pStyle w:val="Heading2"/>
-        <w:rPr>
-          <w:color w:val="000000"/>
+        <w:jc w:val="both"/>
+        <w:rPr>
+          <w:rFonts w:ascii="Times New Roman" w:hAnsi="Times New Roman" w:cs="Times New Roman"/>
+          <w:color w:val="000000"/>
+          <w:sz w:val="24"/>
+          <w:szCs w:val="24"/>
           <w:lang w:val="hu-HU"/>
         </w:rPr>
       </w:pPr>
@@ -1686,8 +1304,10 @@
       <w:bookmarkStart w:id="17" w:name="sec_4_modellek"/>
       <w:r>
         <w:rPr>
-          <w:rFonts w:ascii="Times New Roman" w:hAnsi="Times New Roman"/>
-          <w:color w:val="000000"/>
+          <w:rFonts w:ascii="Times New Roman" w:hAnsi="Times New Roman" w:cs="Times New Roman"/>
+          <w:color w:val="000000"/>
+          <w:sz w:val="24"/>
+          <w:szCs w:val="24"/>
           <w:lang w:val="hu-HU"/>
         </w:rPr>
         <w:t>4. Alkalmazott modellek</w:t>
@@ -1710,50 +1330,7 @@
           <w:color w:val="000000"/>
           <w:lang w:val="hu-HU"/>
         </w:rPr>
-        <w:t xml:space="preserve">A logisztikus regresszió a projekt alapmodellje. </w:t>
-      </w:r>
-      <w:r>
-        <w:rPr>
-          <w:color w:val="000000"/>
-          <w:highlight w:val="yellow"/>
-          <w:lang w:val="hu-HU"/>
-        </w:rPr>
-        <w:t>Előnye, hogy a modell viszonylag egyszerű, gyorsan tanítható, és az együtthatók közvetlenül értelmezhetők. A regularizált logisztikus regresszió különösen hasznos akkor, ha szeretnénk elkerülni a túlilleszkedést, illetve ha a változók hatásának irányát és relatív erősségét is vizsgálni akarjuk.</w:t>
-      </w:r>
-      <w:r>
-        <w:rPr>
-          <w:color w:val="000000"/>
-          <w:lang w:val="hu-HU"/>
-        </w:rPr>
-        <w:t xml:space="preserve"> A hiperparaméter-keresés során több regularizációs erősség, büntetési forma, solver és osztálysúlyozási beállítás</w:t>
-      </w:r>
-      <w:r>
-        <w:rPr>
-          <w:color w:val="000000"/>
-          <w:lang w:val="hu-HU"/>
-        </w:rPr>
-        <w:t>t</w:t>
-      </w:r>
-      <w:r>
-        <w:rPr>
-          <w:color w:val="000000"/>
-          <w:lang w:val="hu-HU"/>
-        </w:rPr>
-        <w:t xml:space="preserve"> </w:t>
-      </w:r>
-      <w:r>
-        <w:rPr>
-          <w:color w:val="000000"/>
-          <w:lang w:val="hu-HU"/>
-        </w:rPr>
-        <w:t>próbáltunk ki</w:t>
-      </w:r>
-      <w:r>
-        <w:rPr>
-          <w:color w:val="000000"/>
-          <w:lang w:val="hu-HU"/>
-        </w:rPr>
-        <w:t>. A legjobb beállítás elastic net regularizációt, balanced class_weight értéket, saga solvert és 0,316 körüli C értéket használt.</w:t>
+        <w:t>A logisztikus regresszió a projekt alapmodellje. Előnye, hogy a modell viszonylag egyszerű, gyorsan tanítható, és az együtthatók közvetlenül értelmezhetők. A regularizált logisztikus regresszió különösen hasznos akkor, ha szeretnénk elkerülni a túlilleszkedést, illetve ha a változók hatásának irányát és relatív erősségét is vizsgálni akarjuk (Hastie és mtsai., 2009). A hiperparaméter-keresés során több regularizációs erősség, büntetési forma, solver és osztálysúlyozási beállítást próbáltunk ki. A legjobb beállítás elastic net regularizációt, balanced class_weight értéket, saga solvert és 0,316 körüli C értéket használt.</w:t>
       </w:r>
     </w:p>
     <w:p>
@@ -1768,17 +1345,9 @@
       <w:r>
         <w:rPr>
           <w:color w:val="000000"/>
-          <w:highlight w:val="yellow"/>
-          <w:lang w:val="hu-HU"/>
-        </w:rPr>
-        <w:t>A Random Forest több döntési fa együttesére épülő modell. Minden fa a tanítóadatok egy véletlen mintáján és a változók egy részhalmazán tanul, majd a végső előrejelzés az egyes fák szavazatai vagy valószínűségi becslései alapján áll elő. A Random Forest előnye, hogy jól kezeli a nemlineáris kapcsolatokat, viszonylag robusztus, és kevésbé hajlamos a túlilleszkedésre, mint egyetlen mély döntési fa. A modell hátránya, hogy az egyedi döntési szabályok már nehezebben követhetők, és a hiperparaméterek száma is nagyobb.</w:t>
-      </w:r>
-      <w:r>
-        <w:rPr>
-          <w:color w:val="000000"/>
-          <w:lang w:val="hu-HU"/>
-        </w:rPr>
-        <w:t xml:space="preserve"> A legjobb modell 500 fát, 4-es maximális mélységet, sqrt max_features beállítást és balanced osztálysúlyozást használt.</w:t>
+          <w:lang w:val="hu-HU"/>
+        </w:rPr>
+        <w:t>A Random Forest több döntési fa együttesére épülő modell. Minden fa a tanítóadatok egy véletlen mintáján és a változók egy részhalmazán tanul, majd a végső előrejelzés az egyes fák szavazatai vagy valószínűségi becslései alapján áll elő. A Random Forest előnye, hogy jól kezeli a nemlineáris kapcsolatokat, viszonylag robusztus, és kevésbé hajlamos a túlilleszkedésre, mint egyetlen mély döntési fa. A modell hátránya, hogy az egyedi döntési szabályok már nehezebben követhetők, és a hiperparaméterek száma is nagyobb (Breiman, 2001). A legjobb modell 500 fát, 4-es maximális mélységet, sqrt max_features beállítást és balanced osztálysúlyozást használt.</w:t>
       </w:r>
     </w:p>
     <w:p>
@@ -1793,17 +1362,17 @@
       <w:r>
         <w:rPr>
           <w:color w:val="000000"/>
-          <w:highlight w:val="yellow"/>
-          <w:lang w:val="hu-HU"/>
-        </w:rPr>
-        <w:t>Az XGBoost egy gradiens boosting elven működő, hatékony és gyakran nagyon erős osztályozó algoritmus. A boosting lényege, hogy a modellek egymás után épülnek, és az újabb fák az előző modellek hibáit próbálják javítani. Ez sok esetben jobb prediktív teljesítményt eredményezhet, de a modell érzékenyebb lehet a hiperparaméterekre.</w:t>
-      </w:r>
-      <w:r>
-        <w:rPr>
-          <w:color w:val="000000"/>
-          <w:lang w:val="hu-HU"/>
-        </w:rPr>
-        <w:t xml:space="preserve"> A projektben az XGBoost esetében a fák száma, mélysége, tanulási ráta, subsample, colsample_bytree, regularizációs erősség és scale_pos_weight érték is hangolásra került. A legjobb beállítás viszonylag egyszerű, sekély fákból álló modellt eredményezett.</w:t>
+          <w:lang w:val="hu-HU"/>
+        </w:rPr>
+        <w:t xml:space="preserve">Az XGBoost egy gradiens boosting elven működő, hatékony és gyakran nagyon erős osztályozó algoritmus. A boosting lényege, hogy a modellek egymás után épülnek, és az újabb fák az előző modellek hibáit próbálják javítani. Ez sok esetben jobb prediktív teljesítményt eredményezhet, de </w:t>
+      </w:r>
+      <w:r>
+        <w:rPr>
+          <w:color w:val="000000"/>
+          <w:lang w:val="hu-HU"/>
+        </w:rPr>
+        <w:lastRenderedPageBreak/>
+        <w:t>a modell érzékenyebb lehet a hiperparaméterekre (Chen és Guestrin, 2016). A projektben az XGBoost esetében a fák száma, mélysége, tanulási ráta, subsample, colsample_bytree, regularizációs erősség és scale_pos_weight érték is hangolásra került. A legjobb beállítás viszonylag egyszerű, sekély fákból álló modellt eredményezett.</w:t>
       </w:r>
     </w:p>
     <w:p>
@@ -1818,25 +1387,20 @@
       <w:r>
         <w:rPr>
           <w:color w:val="000000"/>
-          <w:highlight w:val="yellow"/>
-          <w:lang w:val="hu-HU"/>
-        </w:rPr>
-        <w:lastRenderedPageBreak/>
-        <w:t>A Gradient BoostingClassifier a scikit-learn klasszikus boosting modellje. Működési logikája hasonló: egymás után tanuló döntési fák segítségével javítja az előrejelzést</w:t>
-      </w:r>
-      <w:r>
-        <w:rPr>
-          <w:color w:val="000000"/>
-          <w:lang w:val="hu-HU"/>
-        </w:rPr>
-        <w:t>. A modellnél a tanulási ráta, fák száma, maximális mélység, minimális levélméret, subsample és max_features paraméterek kerültek keresésre. A legjobb Gradient Boosting modell 200 fát, 0,05-ös tanulási rátát, 1-es maximális mélységet, sqrt max_features beállítást, 3-as minimális levélméretet és 0,8-as subsample értéket használt. Ez arra utal, hogy az adathalmaz esetében a sekély, fokozatosan tanuló fák stabilabbak voltak, mint a komplexebb struktúrák.</w:t>
+          <w:lang w:val="hu-HU"/>
+        </w:rPr>
+        <w:t>A Gradient BoostingClassifier a scikit-learn klasszikus boosting modellje. Működési logikája hasonló: egymás után tanuló döntési fák segítségével javítja az előrejelzést (Friedman, 2001; Pedregosa és mtsai., 2011). A modellnél a tanulási ráta, fák száma, maximális mélység, minimális levélméret, subsample és max_features paraméterek kerültek keresésre. A legjobb Gradient Boosting modell 200 fát, 0,05-ös tanulási rátát, 1-es maximális mélységet, sqrt max_features beállítást, 3-as minimális levélméretet és 0,8-as subsample értéket használt. Ez arra utal, hogy az adathalmaz esetében a sekély, fokozatosan tanuló fák stabilabbak voltak, mint a komplexebb struktúrák.</w:t>
       </w:r>
     </w:p>
     <w:p>
       <w:pPr>
         <w:pStyle w:val="Heading2"/>
-        <w:rPr>
-          <w:color w:val="000000"/>
+        <w:jc w:val="both"/>
+        <w:rPr>
+          <w:rFonts w:ascii="Times New Roman" w:hAnsi="Times New Roman" w:cs="Times New Roman"/>
+          <w:color w:val="000000"/>
+          <w:sz w:val="24"/>
+          <w:szCs w:val="24"/>
           <w:lang w:val="hu-HU"/>
         </w:rPr>
       </w:pPr>
@@ -1845,8 +1409,10 @@
       <w:bookmarkStart w:id="20" w:name="sec_5_eredmenyek"/>
       <w:r>
         <w:rPr>
-          <w:rFonts w:ascii="Times New Roman" w:hAnsi="Times New Roman"/>
-          <w:color w:val="000000"/>
+          <w:rFonts w:ascii="Times New Roman" w:hAnsi="Times New Roman" w:cs="Times New Roman"/>
+          <w:color w:val="000000"/>
+          <w:sz w:val="24"/>
+          <w:szCs w:val="24"/>
           <w:lang w:val="hu-HU"/>
         </w:rPr>
         <w:t>5. Eredmények összehasonlítása</w:t>
@@ -1903,13 +1469,21 @@
           <w:color w:val="000000"/>
           <w:lang w:val="hu-HU"/>
         </w:rPr>
-        <w:t>Az accuracy alapján szintén a Random Forest volt a legerősebb 0,7468-as értékkel. A Gradient Boosting 0,7403-at, a logisztikus regresszió 0,7338-at, az XGBoost pedig 0,7273-at ért el. Az F1-mutató alapján viszont a Gradient Boosting lett a legjobb 0,6774-es értékkel, míg a Random Forest 0,6723-at, az XGBoost 0,6667-et, a logisztikus regresszió pedig 0,6496-ot ért el. Ez arra utal, hogy ha a pozitív esetek felismerésének és a téves riasztások korlátozásának egyensúlya a legfontosabb, akkor a Gradient Boosting lehet a legerősebb választás.</w:t>
+        <w:t>Az accuracy alapján szintén a Random Forest volt a legerősebb 0,7468-as értékkel. A Gradient Boosting 0,7403-at, a logisztikus regresszió 0,7338-at, az XGBoost pedig 0,7273-at ért el. Az F1-</w:t>
+      </w:r>
+      <w:r>
+        <w:rPr>
+          <w:color w:val="000000"/>
+          <w:lang w:val="hu-HU"/>
+        </w:rPr>
+        <w:lastRenderedPageBreak/>
+        <w:t>mutató alapján viszont a Gradient Boosting lett a legjobb 0,6774-es értékkel, míg a Random Forest 0,6723-at, az XGBoost 0,6667-et, a logisztikus regresszió pedig 0,6496-ot ért el. Ez arra utal, hogy ha a pozitív esetek felismerésének és a téves riasztások korlátozásának egyensúlya a legfontosabb, akkor a Gradient Boosting lehet a legerősebb választás.</w:t>
       </w:r>
     </w:p>
     <w:p>
       <w:pPr>
         <w:spacing w:before="120" w:after="80"/>
-        <w:jc w:val="center"/>
+        <w:jc w:val="both"/>
         <w:rPr>
           <w:color w:val="000000"/>
           <w:lang w:val="hu-HU"/>
@@ -1920,86 +1494,11 @@
           <w:noProof/>
           <w:lang w:val="hu-HU"/>
         </w:rPr>
-        <w:lastRenderedPageBreak/>
         <w:drawing>
           <wp:inline distT="0" distB="0" distL="0" distR="0" wp14:anchorId="114DD4A0" wp14:editId="71E2A9CE">
             <wp:extent cx="5349240" cy="2564822"/>
             <wp:effectExtent l="0" t="0" r="0" b="0"/>
             <wp:docPr id="1" name="Picture 1"/>
-            <wp:cNvGraphicFramePr>
-              <a:graphicFrameLocks xmlns:a="http://schemas.openxmlformats.org/drawingml/2006/main" noChangeAspect="1"/>
-            </wp:cNvGraphicFramePr>
-            <a:graphic xmlns:a="http://schemas.openxmlformats.org/drawingml/2006/main">
-              <a:graphicData uri="http://schemas.openxmlformats.org/drawingml/2006/picture">
-                <pic:pic xmlns:pic="http://schemas.openxmlformats.org/drawingml/2006/picture">
-                  <pic:nvPicPr>
-                    <pic:cNvPr id="0" name="image.png"/>
-                    <pic:cNvPicPr/>
-                  </pic:nvPicPr>
-                  <pic:blipFill>
-                    <a:blip r:embed="rId8"/>
-                    <a:stretch>
-                      <a:fillRect/>
-                    </a:stretch>
-                  </pic:blipFill>
-                  <pic:spPr>
-                    <a:xfrm>
-                      <a:off x="0" y="0"/>
-                      <a:ext cx="5349240" cy="2564822"/>
-                    </a:xfrm>
-                    <a:prstGeom prst="rect">
-                      <a:avLst/>
-                    </a:prstGeom>
-                  </pic:spPr>
-                </pic:pic>
-              </a:graphicData>
-            </a:graphic>
-          </wp:inline>
-        </w:drawing>
-      </w:r>
-    </w:p>
-    <w:p>
-      <w:pPr>
-        <w:pStyle w:val="Caption"/>
-        <w:spacing w:after="160"/>
-        <w:jc w:val="center"/>
-        <w:rPr>
-          <w:color w:val="000000"/>
-          <w:lang w:val="hu-HU"/>
-        </w:rPr>
-      </w:pPr>
-      <w:bookmarkStart w:id="21" w:name="fig_03_modellek"/>
-      <w:bookmarkStart w:id="22" w:name="fig_3_abra_a_vizsgalt_modellek_fo_telj"/>
-      <w:r>
-        <w:rPr>
-          <w:color w:val="000000"/>
-          <w:sz w:val="22"/>
-          <w:lang w:val="hu-HU"/>
-        </w:rPr>
-        <w:t>1. ábra: A vizsgált modellek fő teljesítménymutatóinak összehasonlítása (saját szerkesztés).</w:t>
-      </w:r>
-      <w:bookmarkEnd w:id="21"/>
-      <w:bookmarkEnd w:id="22"/>
-    </w:p>
-    <w:p>
-      <w:pPr>
-        <w:spacing w:before="120" w:after="80"/>
-        <w:jc w:val="center"/>
-        <w:rPr>
-          <w:color w:val="000000"/>
-          <w:lang w:val="hu-HU"/>
-        </w:rPr>
-      </w:pPr>
-      <w:r>
-        <w:rPr>
-          <w:noProof/>
-          <w:lang w:val="hu-HU"/>
-        </w:rPr>
-        <w:drawing>
-          <wp:inline distT="0" distB="0" distL="0" distR="0" wp14:anchorId="1F994012" wp14:editId="553BAC28">
-            <wp:extent cx="4709160" cy="3775733"/>
-            <wp:effectExtent l="0" t="0" r="0" b="0"/>
-            <wp:docPr id="2" name="Picture 2"/>
             <wp:cNvGraphicFramePr>
               <a:graphicFrameLocks xmlns:a="http://schemas.openxmlformats.org/drawingml/2006/main" noChangeAspect="1"/>
             </wp:cNvGraphicFramePr>
@@ -2019,7 +1518,7 @@
                   <pic:spPr>
                     <a:xfrm>
                       <a:off x="0" y="0"/>
-                      <a:ext cx="4709160" cy="3775733"/>
+                      <a:ext cx="5349240" cy="2564822"/>
                     </a:xfrm>
                     <a:prstGeom prst="rect">
                       <a:avLst/>
@@ -2036,54 +1535,28 @@
       <w:pPr>
         <w:pStyle w:val="Caption"/>
         <w:spacing w:after="160"/>
-        <w:jc w:val="center"/>
-        <w:rPr>
-          <w:color w:val="000000"/>
-          <w:lang w:val="hu-HU"/>
-        </w:rPr>
-      </w:pPr>
-      <w:bookmarkStart w:id="23" w:name="fig_04_roc"/>
-      <w:bookmarkStart w:id="24" w:name="fig_4_abra_roc_gorbek_a_teszthalmazon"/>
-      <w:r>
-        <w:rPr>
-          <w:color w:val="000000"/>
-          <w:sz w:val="22"/>
-          <w:lang w:val="hu-HU"/>
-        </w:rPr>
-        <w:t>2. ábra: ROC-görbék a teszthalmazon (saját szerkesztés).</w:t>
-      </w:r>
-      <w:bookmarkEnd w:id="23"/>
-      <w:bookmarkEnd w:id="24"/>
-    </w:p>
-    <w:p>
-      <w:pPr>
-        <w:pStyle w:val="BodyText"/>
-        <w:jc w:val="both"/>
-        <w:rPr>
-          <w:color w:val="000000"/>
-          <w:lang w:val="hu-HU"/>
-        </w:rPr>
-      </w:pPr>
-      <w:r>
-        <w:rPr>
-          <w:color w:val="000000"/>
-          <w:lang w:val="hu-HU"/>
-        </w:rPr>
-        <w:t xml:space="preserve">A konfúziós mátrixok alapján a Gradient Boosting és az XGBoost több pozitív esetet azonosított helyesen, de ezért több téves pozitív besorolást is vállalt. A Random Forest kiegyensúlyozottabb eredményt adott: 39 pozitív esetet jelzett helyesen, miközben 24 negatív esetet sorolt pozitívnak. </w:t>
-      </w:r>
-      <w:r>
-        <w:rPr>
-          <w:color w:val="000000"/>
-          <w:lang w:val="hu-HU"/>
-        </w:rPr>
-        <w:lastRenderedPageBreak/>
-        <w:t>A Gradient Boosting 42 pozitív esetet jelzett helyesen, de 28 téves pozitívval. Ez a különbség jól mutatja, hogy a modellválasztás nem tisztán technikai kérdés: attól is függ, hogy a gyakorlatban melyik hibát tartjuk költségesebbnek.</w:t>
-      </w:r>
+        <w:jc w:val="both"/>
+        <w:rPr>
+          <w:color w:val="000000"/>
+          <w:lang w:val="hu-HU"/>
+        </w:rPr>
+      </w:pPr>
+      <w:bookmarkStart w:id="21" w:name="fig_03_modellek"/>
+      <w:bookmarkStart w:id="22" w:name="fig_3_abra_a_vizsgalt_modellek_fo_telj"/>
+      <w:r>
+        <w:rPr>
+          <w:color w:val="000000"/>
+          <w:lang w:val="hu-HU"/>
+        </w:rPr>
+        <w:t>1. ábra: A vizsgált modellek fő teljesítménymutatóinak összehasonlítása (saját szerkesztés).</w:t>
+      </w:r>
+      <w:bookmarkEnd w:id="21"/>
+      <w:bookmarkEnd w:id="22"/>
     </w:p>
     <w:p>
       <w:pPr>
         <w:spacing w:before="120" w:after="80"/>
-        <w:jc w:val="center"/>
+        <w:jc w:val="both"/>
         <w:rPr>
           <w:color w:val="000000"/>
           <w:lang w:val="hu-HU"/>
@@ -2095,10 +1568,10 @@
           <w:lang w:val="hu-HU"/>
         </w:rPr>
         <w:drawing>
-          <wp:inline distT="0" distB="0" distL="0" distR="0" wp14:anchorId="6D486E85" wp14:editId="0EC4C50D">
-            <wp:extent cx="4526280" cy="4647988"/>
+          <wp:inline distT="0" distB="0" distL="0" distR="0" wp14:anchorId="1F994012" wp14:editId="553BAC28">
+            <wp:extent cx="4709160" cy="3775733"/>
             <wp:effectExtent l="0" t="0" r="0" b="0"/>
-            <wp:docPr id="3" name="Picture 3"/>
+            <wp:docPr id="2" name="Picture 2"/>
             <wp:cNvGraphicFramePr>
               <a:graphicFrameLocks xmlns:a="http://schemas.openxmlformats.org/drawingml/2006/main" noChangeAspect="1"/>
             </wp:cNvGraphicFramePr>
@@ -2118,6 +1591,97 @@
                   <pic:spPr>
                     <a:xfrm>
                       <a:off x="0" y="0"/>
+                      <a:ext cx="4709160" cy="3775733"/>
+                    </a:xfrm>
+                    <a:prstGeom prst="rect">
+                      <a:avLst/>
+                    </a:prstGeom>
+                  </pic:spPr>
+                </pic:pic>
+              </a:graphicData>
+            </a:graphic>
+          </wp:inline>
+        </w:drawing>
+      </w:r>
+    </w:p>
+    <w:p>
+      <w:pPr>
+        <w:pStyle w:val="Caption"/>
+        <w:spacing w:after="160"/>
+        <w:jc w:val="both"/>
+        <w:rPr>
+          <w:color w:val="000000"/>
+          <w:lang w:val="hu-HU"/>
+        </w:rPr>
+      </w:pPr>
+      <w:bookmarkStart w:id="23" w:name="fig_04_roc"/>
+      <w:bookmarkStart w:id="24" w:name="fig_4_abra_roc_gorbek_a_teszthalmazon"/>
+      <w:r>
+        <w:rPr>
+          <w:color w:val="000000"/>
+          <w:lang w:val="hu-HU"/>
+        </w:rPr>
+        <w:lastRenderedPageBreak/>
+        <w:t>2. ábra: ROC-görbék a teszthalmazon (saját szerkesztés).</w:t>
+      </w:r>
+      <w:bookmarkEnd w:id="23"/>
+      <w:bookmarkEnd w:id="24"/>
+    </w:p>
+    <w:p>
+      <w:pPr>
+        <w:pStyle w:val="BodyText"/>
+        <w:jc w:val="both"/>
+        <w:rPr>
+          <w:color w:val="000000"/>
+          <w:lang w:val="hu-HU"/>
+        </w:rPr>
+      </w:pPr>
+      <w:r>
+        <w:rPr>
+          <w:color w:val="000000"/>
+          <w:lang w:val="hu-HU"/>
+        </w:rPr>
+        <w:t>A konfúziós mátrixok alapján a Gradient Boosting és az XGBoost több pozitív esetet azonosított helyesen, de ezért több téves pozitív besorolást is vállalt. A Random Forest kiegyensúlyozottabb eredményt adott: 39 pozitív esetet jelzett helyesen, miközben 24 negatív esetet sorolt pozitívnak. A Gradient Boosting 42 pozitív esetet jelzett helyesen, de 28 téves pozitívval. Ez a különbség jól mutatja, hogy a modellválasztás nem tisztán technikai kérdés: attól is függ, hogy a gyakorlatban melyik hibát tartjuk költségesebbnek.</w:t>
+      </w:r>
+    </w:p>
+    <w:p>
+      <w:pPr>
+        <w:spacing w:before="120" w:after="80"/>
+        <w:jc w:val="both"/>
+        <w:rPr>
+          <w:color w:val="000000"/>
+          <w:lang w:val="hu-HU"/>
+        </w:rPr>
+      </w:pPr>
+      <w:r>
+        <w:rPr>
+          <w:noProof/>
+          <w:lang w:val="hu-HU"/>
+        </w:rPr>
+        <w:drawing>
+          <wp:inline distT="0" distB="0" distL="0" distR="0" wp14:anchorId="6D486E85" wp14:editId="0EC4C50D">
+            <wp:extent cx="4526280" cy="4647988"/>
+            <wp:effectExtent l="0" t="0" r="0" b="0"/>
+            <wp:docPr id="3" name="Picture 3"/>
+            <wp:cNvGraphicFramePr>
+              <a:graphicFrameLocks xmlns:a="http://schemas.openxmlformats.org/drawingml/2006/main" noChangeAspect="1"/>
+            </wp:cNvGraphicFramePr>
+            <a:graphic xmlns:a="http://schemas.openxmlformats.org/drawingml/2006/main">
+              <a:graphicData uri="http://schemas.openxmlformats.org/drawingml/2006/picture">
+                <pic:pic xmlns:pic="http://schemas.openxmlformats.org/drawingml/2006/picture">
+                  <pic:nvPicPr>
+                    <pic:cNvPr id="0" name="image.png"/>
+                    <pic:cNvPicPr/>
+                  </pic:nvPicPr>
+                  <pic:blipFill>
+                    <a:blip r:embed="rId11"/>
+                    <a:stretch>
+                      <a:fillRect/>
+                    </a:stretch>
+                  </pic:blipFill>
+                  <pic:spPr>
+                    <a:xfrm>
+                      <a:off x="0" y="0"/>
                       <a:ext cx="4526280" cy="4647988"/>
                     </a:xfrm>
                     <a:prstGeom prst="rect">
@@ -2135,7 +1699,7 @@
       <w:pPr>
         <w:pStyle w:val="Caption"/>
         <w:spacing w:after="160"/>
-        <w:jc w:val="center"/>
+        <w:jc w:val="both"/>
         <w:rPr>
           <w:color w:val="000000"/>
           <w:lang w:val="hu-HU"/>
@@ -2146,7 +1710,6 @@
       <w:r>
         <w:rPr>
           <w:color w:val="000000"/>
-          <w:sz w:val="22"/>
           <w:lang w:val="hu-HU"/>
         </w:rPr>
         <w:t>3. ábra: Konfúziós mátrixok az F1-optimalizált küszöb mellett (saját szerkesztés).</w:t>
@@ -2157,7 +1720,7 @@
     <w:p>
       <w:pPr>
         <w:pStyle w:val="BodyText"/>
-        <w:jc w:val="center"/>
+        <w:jc w:val="both"/>
         <w:rPr>
           <w:i/>
           <w:color w:val="000000"/>
@@ -2168,7 +1731,7 @@
     <w:p>
       <w:pPr>
         <w:pStyle w:val="BodyText"/>
-        <w:jc w:val="center"/>
+        <w:jc w:val="both"/>
         <w:rPr>
           <w:i/>
           <w:color w:val="000000"/>
@@ -2179,7 +1742,7 @@
     <w:p>
       <w:pPr>
         <w:pStyle w:val="BodyText"/>
-        <w:jc w:val="center"/>
+        <w:jc w:val="both"/>
         <w:rPr>
           <w:i/>
           <w:color w:val="000000"/>
@@ -2190,7 +1753,7 @@
     <w:p>
       <w:pPr>
         <w:pStyle w:val="BodyText"/>
-        <w:jc w:val="center"/>
+        <w:jc w:val="both"/>
         <w:rPr>
           <w:color w:val="000000"/>
           <w:lang w:val="hu-HU"/>
@@ -2200,7 +1763,7 @@
     <w:p>
       <w:pPr>
         <w:pStyle w:val="BodyText"/>
-        <w:jc w:val="center"/>
+        <w:jc w:val="both"/>
         <w:rPr>
           <w:color w:val="000000"/>
           <w:lang w:val="hu-HU"/>
@@ -2249,7 +1812,7 @@
           </w:tcPr>
           <w:p>
             <w:pPr>
-              <w:jc w:val="center"/>
+              <w:jc w:val="both"/>
               <w:rPr>
                 <w:color w:val="000000"/>
                 <w:lang w:val="hu-HU"/>
@@ -2259,10 +1822,8 @@
               <w:rPr>
                 <w:b/>
                 <w:color w:val="000000"/>
-                <w:sz w:val="21"/>
-                <w:lang w:val="hu-HU"/>
-              </w:rPr>
-              <w:lastRenderedPageBreak/>
+                <w:lang w:val="hu-HU"/>
+              </w:rPr>
               <w:t>Modell</w:t>
             </w:r>
           </w:p>
@@ -2281,7 +1842,7 @@
           </w:tcPr>
           <w:p>
             <w:pPr>
-              <w:jc w:val="center"/>
+              <w:jc w:val="both"/>
               <w:rPr>
                 <w:color w:val="000000"/>
                 <w:lang w:val="hu-HU"/>
@@ -2291,7 +1852,6 @@
               <w:rPr>
                 <w:b/>
                 <w:color w:val="000000"/>
-                <w:sz w:val="21"/>
                 <w:lang w:val="hu-HU"/>
               </w:rPr>
               <w:t>CV ROC AUC</w:t>
@@ -2312,7 +1872,7 @@
           </w:tcPr>
           <w:p>
             <w:pPr>
-              <w:jc w:val="center"/>
+              <w:jc w:val="both"/>
               <w:rPr>
                 <w:color w:val="000000"/>
                 <w:lang w:val="hu-HU"/>
@@ -2322,7 +1882,6 @@
               <w:rPr>
                 <w:b/>
                 <w:color w:val="000000"/>
-                <w:sz w:val="21"/>
                 <w:lang w:val="hu-HU"/>
               </w:rPr>
               <w:t>Teszt ROC AUC</w:t>
@@ -2343,7 +1902,7 @@
           </w:tcPr>
           <w:p>
             <w:pPr>
-              <w:jc w:val="center"/>
+              <w:jc w:val="both"/>
               <w:rPr>
                 <w:color w:val="000000"/>
                 <w:lang w:val="hu-HU"/>
@@ -2353,7 +1912,6 @@
               <w:rPr>
                 <w:b/>
                 <w:color w:val="000000"/>
-                <w:sz w:val="21"/>
                 <w:lang w:val="hu-HU"/>
               </w:rPr>
               <w:t>Teszt accuracy</w:t>
@@ -2374,7 +1932,7 @@
           </w:tcPr>
           <w:p>
             <w:pPr>
-              <w:jc w:val="center"/>
+              <w:jc w:val="both"/>
               <w:rPr>
                 <w:color w:val="000000"/>
                 <w:lang w:val="hu-HU"/>
@@ -2384,7 +1942,6 @@
               <w:rPr>
                 <w:b/>
                 <w:color w:val="000000"/>
-                <w:sz w:val="21"/>
                 <w:lang w:val="hu-HU"/>
               </w:rPr>
               <w:t>Teszt F1</w:t>
@@ -2405,7 +1962,7 @@
           </w:tcPr>
           <w:p>
             <w:pPr>
-              <w:jc w:val="center"/>
+              <w:jc w:val="both"/>
               <w:rPr>
                 <w:color w:val="000000"/>
                 <w:lang w:val="hu-HU"/>
@@ -2415,7 +1972,6 @@
               <w:rPr>
                 <w:b/>
                 <w:color w:val="000000"/>
-                <w:sz w:val="21"/>
                 <w:lang w:val="hu-HU"/>
               </w:rPr>
               <w:t>Fő megjegyzés</w:t>
@@ -2442,6 +1998,7 @@
           <w:p>
             <w:pPr>
               <w:spacing w:line="276" w:lineRule="auto"/>
+              <w:jc w:val="both"/>
               <w:rPr>
                 <w:color w:val="000000"/>
                 <w:lang w:val="hu-HU"/>
@@ -2450,7 +2007,6 @@
             <w:r>
               <w:rPr>
                 <w:color w:val="000000"/>
-                <w:sz w:val="20"/>
                 <w:lang w:val="hu-HU"/>
               </w:rPr>
               <w:t>Logisztikus regresszió</w:t>
@@ -2471,7 +2027,7 @@
           <w:p>
             <w:pPr>
               <w:spacing w:line="276" w:lineRule="auto"/>
-              <w:jc w:val="center"/>
+              <w:jc w:val="both"/>
               <w:rPr>
                 <w:color w:val="000000"/>
                 <w:lang w:val="hu-HU"/>
@@ -2480,7 +2036,6 @@
             <w:r>
               <w:rPr>
                 <w:color w:val="000000"/>
-                <w:sz w:val="20"/>
                 <w:lang w:val="hu-HU"/>
               </w:rPr>
               <w:t>0,8455</w:t>
@@ -2501,7 +2056,7 @@
           <w:p>
             <w:pPr>
               <w:spacing w:line="276" w:lineRule="auto"/>
-              <w:jc w:val="center"/>
+              <w:jc w:val="both"/>
               <w:rPr>
                 <w:color w:val="000000"/>
                 <w:lang w:val="hu-HU"/>
@@ -2510,7 +2065,6 @@
             <w:r>
               <w:rPr>
                 <w:color w:val="000000"/>
-                <w:sz w:val="20"/>
                 <w:lang w:val="hu-HU"/>
               </w:rPr>
               <w:t>0,8115</w:t>
@@ -2531,7 +2085,7 @@
           <w:p>
             <w:pPr>
               <w:spacing w:line="276" w:lineRule="auto"/>
-              <w:jc w:val="center"/>
+              <w:jc w:val="both"/>
               <w:rPr>
                 <w:color w:val="000000"/>
                 <w:lang w:val="hu-HU"/>
@@ -2540,7 +2094,6 @@
             <w:r>
               <w:rPr>
                 <w:color w:val="000000"/>
-                <w:sz w:val="20"/>
                 <w:lang w:val="hu-HU"/>
               </w:rPr>
               <w:t>0,7338</w:t>
@@ -2561,7 +2114,7 @@
           <w:p>
             <w:pPr>
               <w:spacing w:line="276" w:lineRule="auto"/>
-              <w:jc w:val="center"/>
+              <w:jc w:val="both"/>
               <w:rPr>
                 <w:color w:val="000000"/>
                 <w:lang w:val="hu-HU"/>
@@ -2570,7 +2123,6 @@
             <w:r>
               <w:rPr>
                 <w:color w:val="000000"/>
-                <w:sz w:val="20"/>
                 <w:lang w:val="hu-HU"/>
               </w:rPr>
               <w:t>0,6496</w:t>
@@ -2591,7 +2143,7 @@
           <w:p>
             <w:pPr>
               <w:spacing w:line="276" w:lineRule="auto"/>
-              <w:jc w:val="center"/>
+              <w:jc w:val="both"/>
               <w:rPr>
                 <w:color w:val="000000"/>
                 <w:lang w:val="hu-HU"/>
@@ -2600,7 +2152,6 @@
             <w:r>
               <w:rPr>
                 <w:color w:val="000000"/>
-                <w:sz w:val="20"/>
                 <w:lang w:val="hu-HU"/>
               </w:rPr>
               <w:t>Legjobb keresztvalidációs ROC AUC, legjobban értelmezhető modell</w:t>
@@ -2627,6 +2178,7 @@
           <w:p>
             <w:pPr>
               <w:spacing w:line="276" w:lineRule="auto"/>
+              <w:jc w:val="both"/>
               <w:rPr>
                 <w:color w:val="000000"/>
                 <w:lang w:val="hu-HU"/>
@@ -2635,7 +2187,6 @@
             <w:r>
               <w:rPr>
                 <w:color w:val="000000"/>
-                <w:sz w:val="20"/>
                 <w:lang w:val="hu-HU"/>
               </w:rPr>
               <w:t>Random Forest</w:t>
@@ -2656,7 +2207,7 @@
           <w:p>
             <w:pPr>
               <w:spacing w:line="276" w:lineRule="auto"/>
-              <w:jc w:val="center"/>
+              <w:jc w:val="both"/>
               <w:rPr>
                 <w:color w:val="000000"/>
                 <w:lang w:val="hu-HU"/>
@@ -2665,7 +2216,6 @@
             <w:r>
               <w:rPr>
                 <w:color w:val="000000"/>
-                <w:sz w:val="20"/>
                 <w:lang w:val="hu-HU"/>
               </w:rPr>
               <w:t>0,8402</w:t>
@@ -2686,7 +2236,7 @@
           <w:p>
             <w:pPr>
               <w:spacing w:line="276" w:lineRule="auto"/>
-              <w:jc w:val="center"/>
+              <w:jc w:val="both"/>
               <w:rPr>
                 <w:color w:val="000000"/>
                 <w:lang w:val="hu-HU"/>
@@ -2695,7 +2245,6 @@
             <w:r>
               <w:rPr>
                 <w:color w:val="000000"/>
-                <w:sz w:val="20"/>
                 <w:lang w:val="hu-HU"/>
               </w:rPr>
               <w:t>0,8194</w:t>
@@ -2716,7 +2265,7 @@
           <w:p>
             <w:pPr>
               <w:spacing w:line="276" w:lineRule="auto"/>
-              <w:jc w:val="center"/>
+              <w:jc w:val="both"/>
               <w:rPr>
                 <w:color w:val="000000"/>
                 <w:lang w:val="hu-HU"/>
@@ -2725,7 +2274,6 @@
             <w:r>
               <w:rPr>
                 <w:color w:val="000000"/>
-                <w:sz w:val="20"/>
                 <w:lang w:val="hu-HU"/>
               </w:rPr>
               <w:t>0,7468</w:t>
@@ -2746,7 +2294,7 @@
           <w:p>
             <w:pPr>
               <w:spacing w:line="276" w:lineRule="auto"/>
-              <w:jc w:val="center"/>
+              <w:jc w:val="both"/>
               <w:rPr>
                 <w:color w:val="000000"/>
                 <w:lang w:val="hu-HU"/>
@@ -2755,7 +2303,6 @@
             <w:r>
               <w:rPr>
                 <w:color w:val="000000"/>
-                <w:sz w:val="20"/>
                 <w:lang w:val="hu-HU"/>
               </w:rPr>
               <w:t>0,6723</w:t>
@@ -2776,7 +2323,7 @@
           <w:p>
             <w:pPr>
               <w:spacing w:line="276" w:lineRule="auto"/>
-              <w:jc w:val="center"/>
+              <w:jc w:val="both"/>
               <w:rPr>
                 <w:color w:val="000000"/>
                 <w:lang w:val="hu-HU"/>
@@ -2785,7 +2332,6 @@
             <w:r>
               <w:rPr>
                 <w:color w:val="000000"/>
-                <w:sz w:val="20"/>
                 <w:lang w:val="hu-HU"/>
               </w:rPr>
               <w:t>Legjobb teszt ROC AUC és accuracy</w:t>
@@ -2812,6 +2358,7 @@
           <w:p>
             <w:pPr>
               <w:spacing w:line="276" w:lineRule="auto"/>
+              <w:jc w:val="both"/>
               <w:rPr>
                 <w:color w:val="000000"/>
                 <w:lang w:val="hu-HU"/>
@@ -2820,7 +2367,6 @@
             <w:r>
               <w:rPr>
                 <w:color w:val="000000"/>
-                <w:sz w:val="20"/>
                 <w:lang w:val="hu-HU"/>
               </w:rPr>
               <w:t>XGBoost</w:t>
@@ -2841,7 +2387,7 @@
           <w:p>
             <w:pPr>
               <w:spacing w:line="276" w:lineRule="auto"/>
-              <w:jc w:val="center"/>
+              <w:jc w:val="both"/>
               <w:rPr>
                 <w:color w:val="000000"/>
                 <w:lang w:val="hu-HU"/>
@@ -2850,7 +2396,6 @@
             <w:r>
               <w:rPr>
                 <w:color w:val="000000"/>
-                <w:sz w:val="20"/>
                 <w:lang w:val="hu-HU"/>
               </w:rPr>
               <w:t>0,8409</w:t>
@@ -2871,7 +2416,7 @@
           <w:p>
             <w:pPr>
               <w:spacing w:line="276" w:lineRule="auto"/>
-              <w:jc w:val="center"/>
+              <w:jc w:val="both"/>
               <w:rPr>
                 <w:color w:val="000000"/>
                 <w:lang w:val="hu-HU"/>
@@ -2880,7 +2425,6 @@
             <w:r>
               <w:rPr>
                 <w:color w:val="000000"/>
-                <w:sz w:val="20"/>
                 <w:lang w:val="hu-HU"/>
               </w:rPr>
               <w:t>0,8163</w:t>
@@ -2901,7 +2445,7 @@
           <w:p>
             <w:pPr>
               <w:spacing w:line="276" w:lineRule="auto"/>
-              <w:jc w:val="center"/>
+              <w:jc w:val="both"/>
               <w:rPr>
                 <w:color w:val="000000"/>
                 <w:lang w:val="hu-HU"/>
@@ -2910,7 +2454,6 @@
             <w:r>
               <w:rPr>
                 <w:color w:val="000000"/>
-                <w:sz w:val="20"/>
                 <w:lang w:val="hu-HU"/>
               </w:rPr>
               <w:t>0,7273</w:t>
@@ -2931,7 +2474,7 @@
           <w:p>
             <w:pPr>
               <w:spacing w:line="276" w:lineRule="auto"/>
-              <w:jc w:val="center"/>
+              <w:jc w:val="both"/>
               <w:rPr>
                 <w:color w:val="000000"/>
                 <w:lang w:val="hu-HU"/>
@@ -2940,7 +2483,6 @@
             <w:r>
               <w:rPr>
                 <w:color w:val="000000"/>
-                <w:sz w:val="20"/>
                 <w:lang w:val="hu-HU"/>
               </w:rPr>
               <w:t>0,6667</w:t>
@@ -2961,7 +2503,7 @@
           <w:p>
             <w:pPr>
               <w:spacing w:line="276" w:lineRule="auto"/>
-              <w:jc w:val="center"/>
+              <w:jc w:val="both"/>
               <w:rPr>
                 <w:color w:val="000000"/>
                 <w:lang w:val="hu-HU"/>
@@ -2970,7 +2512,6 @@
             <w:r>
               <w:rPr>
                 <w:color w:val="000000"/>
-                <w:sz w:val="20"/>
                 <w:lang w:val="hu-HU"/>
               </w:rPr>
               <w:t>Erős boosting modell, de itt nem előzte meg a Random Forestet</w:t>
@@ -2997,6 +2538,7 @@
           <w:p>
             <w:pPr>
               <w:spacing w:line="276" w:lineRule="auto"/>
+              <w:jc w:val="both"/>
               <w:rPr>
                 <w:color w:val="000000"/>
                 <w:lang w:val="hu-HU"/>
@@ -3005,7 +2547,6 @@
             <w:r>
               <w:rPr>
                 <w:color w:val="000000"/>
-                <w:sz w:val="20"/>
                 <w:lang w:val="hu-HU"/>
               </w:rPr>
               <w:t>Gradient Boosting</w:t>
@@ -3026,7 +2567,7 @@
           <w:p>
             <w:pPr>
               <w:spacing w:line="276" w:lineRule="auto"/>
-              <w:jc w:val="center"/>
+              <w:jc w:val="both"/>
               <w:rPr>
                 <w:color w:val="000000"/>
                 <w:lang w:val="hu-HU"/>
@@ -3035,7 +2576,6 @@
             <w:r>
               <w:rPr>
                 <w:color w:val="000000"/>
-                <w:sz w:val="20"/>
                 <w:lang w:val="hu-HU"/>
               </w:rPr>
               <w:t>0,8407</w:t>
@@ -3056,7 +2596,7 @@
           <w:p>
             <w:pPr>
               <w:spacing w:line="276" w:lineRule="auto"/>
-              <w:jc w:val="center"/>
+              <w:jc w:val="both"/>
               <w:rPr>
                 <w:color w:val="000000"/>
                 <w:lang w:val="hu-HU"/>
@@ -3065,7 +2605,6 @@
             <w:r>
               <w:rPr>
                 <w:color w:val="000000"/>
-                <w:sz w:val="20"/>
                 <w:lang w:val="hu-HU"/>
               </w:rPr>
               <w:t>0,8185</w:t>
@@ -3086,7 +2625,7 @@
           <w:p>
             <w:pPr>
               <w:spacing w:line="276" w:lineRule="auto"/>
-              <w:jc w:val="center"/>
+              <w:jc w:val="both"/>
               <w:rPr>
                 <w:color w:val="000000"/>
                 <w:lang w:val="hu-HU"/>
@@ -3095,7 +2634,6 @@
             <w:r>
               <w:rPr>
                 <w:color w:val="000000"/>
-                <w:sz w:val="20"/>
                 <w:lang w:val="hu-HU"/>
               </w:rPr>
               <w:t>0,7403</w:t>
@@ -3116,7 +2654,7 @@
           <w:p>
             <w:pPr>
               <w:spacing w:line="276" w:lineRule="auto"/>
-              <w:jc w:val="center"/>
+              <w:jc w:val="both"/>
               <w:rPr>
                 <w:color w:val="000000"/>
                 <w:lang w:val="hu-HU"/>
@@ -3125,7 +2663,6 @@
             <w:r>
               <w:rPr>
                 <w:color w:val="000000"/>
-                <w:sz w:val="20"/>
                 <w:lang w:val="hu-HU"/>
               </w:rPr>
               <w:t>0,6774</w:t>
@@ -3146,7 +2683,7 @@
           <w:p>
             <w:pPr>
               <w:spacing w:line="276" w:lineRule="auto"/>
-              <w:jc w:val="center"/>
+              <w:jc w:val="both"/>
               <w:rPr>
                 <w:color w:val="000000"/>
                 <w:lang w:val="hu-HU"/>
@@ -3155,7 +2692,6 @@
             <w:r>
               <w:rPr>
                 <w:color w:val="000000"/>
-                <w:sz w:val="20"/>
                 <w:lang w:val="hu-HU"/>
               </w:rPr>
               <w:t>Legjobb F1-mutató az optimalizált küszöb mellett</w:t>
@@ -3168,7 +2704,7 @@
       <w:pPr>
         <w:pStyle w:val="Caption"/>
         <w:spacing w:before="120" w:after="160"/>
-        <w:jc w:val="center"/>
+        <w:jc w:val="both"/>
         <w:rPr>
           <w:color w:val="000000"/>
           <w:lang w:val="hu-HU"/>
@@ -3219,7 +2755,7 @@
           </w:tcPr>
           <w:p>
             <w:pPr>
-              <w:jc w:val="center"/>
+              <w:jc w:val="both"/>
               <w:rPr>
                 <w:color w:val="000000"/>
                 <w:lang w:val="hu-HU"/>
@@ -3229,7 +2765,6 @@
               <w:rPr>
                 <w:b/>
                 <w:color w:val="000000"/>
-                <w:sz w:val="21"/>
                 <w:lang w:val="hu-HU"/>
               </w:rPr>
               <w:t>Modell</w:t>
@@ -3250,7 +2785,7 @@
           </w:tcPr>
           <w:p>
             <w:pPr>
-              <w:jc w:val="center"/>
+              <w:jc w:val="both"/>
               <w:rPr>
                 <w:color w:val="000000"/>
                 <w:lang w:val="hu-HU"/>
@@ -3260,7 +2795,6 @@
               <w:rPr>
                 <w:b/>
                 <w:color w:val="000000"/>
-                <w:sz w:val="21"/>
                 <w:lang w:val="hu-HU"/>
               </w:rPr>
               <w:t>Legfontosabb beállítások</w:t>
@@ -3287,6 +2821,7 @@
           <w:p>
             <w:pPr>
               <w:spacing w:line="276" w:lineRule="auto"/>
+              <w:jc w:val="both"/>
               <w:rPr>
                 <w:color w:val="000000"/>
                 <w:lang w:val="hu-HU"/>
@@ -3295,7 +2830,6 @@
             <w:r>
               <w:rPr>
                 <w:color w:val="000000"/>
-                <w:sz w:val="20"/>
                 <w:lang w:val="hu-HU"/>
               </w:rPr>
               <w:t>Logisztikus regresszió</w:t>
@@ -3316,6 +2850,7 @@
           <w:p>
             <w:pPr>
               <w:spacing w:line="276" w:lineRule="auto"/>
+              <w:jc w:val="both"/>
               <w:rPr>
                 <w:color w:val="000000"/>
                 <w:lang w:val="hu-HU"/>
@@ -3324,7 +2859,6 @@
             <w:r>
               <w:rPr>
                 <w:color w:val="000000"/>
-                <w:sz w:val="20"/>
                 <w:lang w:val="hu-HU"/>
               </w:rPr>
               <w:t>C = 0,316; class_weight = balanced; penalty = elasticnet; l1_ratio = 0,1; solver = saga</w:t>
@@ -3351,6 +2885,7 @@
           <w:p>
             <w:pPr>
               <w:spacing w:line="276" w:lineRule="auto"/>
+              <w:jc w:val="both"/>
               <w:rPr>
                 <w:color w:val="000000"/>
                 <w:lang w:val="hu-HU"/>
@@ -3359,7 +2894,6 @@
             <w:r>
               <w:rPr>
                 <w:color w:val="000000"/>
-                <w:sz w:val="20"/>
                 <w:lang w:val="hu-HU"/>
               </w:rPr>
               <w:t>Random Forest</w:t>
@@ -3380,6 +2914,7 @@
           <w:p>
             <w:pPr>
               <w:spacing w:line="276" w:lineRule="auto"/>
+              <w:jc w:val="both"/>
               <w:rPr>
                 <w:color w:val="000000"/>
                 <w:lang w:val="hu-HU"/>
@@ -3388,7 +2923,6 @@
             <w:r>
               <w:rPr>
                 <w:color w:val="000000"/>
-                <w:sz w:val="20"/>
                 <w:lang w:val="hu-HU"/>
               </w:rPr>
               <w:t>n_estimators = 500; max_depth = 4; max_features = sqrt; min_samples_leaf = 1; class_weight = balanced</w:t>
@@ -3415,6 +2949,7 @@
           <w:p>
             <w:pPr>
               <w:spacing w:line="276" w:lineRule="auto"/>
+              <w:jc w:val="both"/>
               <w:rPr>
                 <w:color w:val="000000"/>
                 <w:lang w:val="hu-HU"/>
@@ -3423,7 +2958,6 @@
             <w:r>
               <w:rPr>
                 <w:color w:val="000000"/>
-                <w:sz w:val="20"/>
                 <w:lang w:val="hu-HU"/>
               </w:rPr>
               <w:t>XGBoost</w:t>
@@ -3444,6 +2978,7 @@
           <w:p>
             <w:pPr>
               <w:spacing w:line="276" w:lineRule="auto"/>
+              <w:jc w:val="both"/>
               <w:rPr>
                 <w:color w:val="000000"/>
                 <w:lang w:val="hu-HU"/>
@@ -3452,7 +2987,6 @@
             <w:r>
               <w:rPr>
                 <w:color w:val="000000"/>
-                <w:sz w:val="20"/>
                 <w:lang w:val="hu-HU"/>
               </w:rPr>
               <w:t>n_estimators = 50; max_depth = 2; learning_rate = 0,1; subsample = 0,8; colsample_bytree = 0,8; reg_lambda = 5</w:t>
@@ -3479,6 +3013,7 @@
           <w:p>
             <w:pPr>
               <w:spacing w:line="276" w:lineRule="auto"/>
+              <w:jc w:val="both"/>
               <w:rPr>
                 <w:color w:val="000000"/>
                 <w:lang w:val="hu-HU"/>
@@ -3487,7 +3022,6 @@
             <w:r>
               <w:rPr>
                 <w:color w:val="000000"/>
-                <w:sz w:val="20"/>
                 <w:lang w:val="hu-HU"/>
               </w:rPr>
               <w:t>Gradient Boosting</w:t>
@@ -3508,6 +3042,7 @@
           <w:p>
             <w:pPr>
               <w:spacing w:line="276" w:lineRule="auto"/>
+              <w:jc w:val="both"/>
               <w:rPr>
                 <w:color w:val="000000"/>
                 <w:lang w:val="hu-HU"/>
@@ -3516,7 +3051,6 @@
             <w:r>
               <w:rPr>
                 <w:color w:val="000000"/>
-                <w:sz w:val="20"/>
                 <w:lang w:val="hu-HU"/>
               </w:rPr>
               <w:t>n_estimators = 200; learning_rate = 0,05; max_depth = 1; max_features = sqrt; min_samples_leaf = 3; subsample = 0,8</w:t>
@@ -3529,7 +3063,7 @@
       <w:pPr>
         <w:pStyle w:val="Caption"/>
         <w:spacing w:before="120" w:after="160"/>
-        <w:jc w:val="center"/>
+        <w:jc w:val="both"/>
         <w:rPr>
           <w:color w:val="000000"/>
           <w:lang w:val="hu-HU"/>
@@ -3549,17 +3083,24 @@
     <w:p>
       <w:pPr>
         <w:pStyle w:val="Heading2"/>
-        <w:rPr>
-          <w:color w:val="000000"/>
-          <w:lang w:val="hu-HU"/>
-        </w:rPr>
-      </w:pPr>
-      <w:r>
-        <w:rPr>
-          <w:rFonts w:ascii="Times New Roman" w:hAnsi="Times New Roman"/>
-          <w:color w:val="000000"/>
-          <w:lang w:val="hu-HU"/>
-        </w:rPr>
+        <w:jc w:val="both"/>
+        <w:rPr>
+          <w:rFonts w:ascii="Times New Roman" w:hAnsi="Times New Roman" w:cs="Times New Roman"/>
+          <w:color w:val="000000"/>
+          <w:sz w:val="24"/>
+          <w:szCs w:val="24"/>
+          <w:lang w:val="hu-HU"/>
+        </w:rPr>
+      </w:pPr>
+      <w:r>
+        <w:rPr>
+          <w:rFonts w:ascii="Times New Roman" w:hAnsi="Times New Roman" w:cs="Times New Roman"/>
+          <w:color w:val="000000"/>
+          <w:sz w:val="24"/>
+          <w:szCs w:val="24"/>
+          <w:lang w:val="hu-HU"/>
+        </w:rPr>
+        <w:lastRenderedPageBreak/>
         <w:t>6. Értelmezés és gyakorlati következmények</w:t>
       </w:r>
       <w:bookmarkEnd w:id="27"/>
@@ -3586,7 +3127,7 @@
     <w:p>
       <w:pPr>
         <w:spacing w:before="120" w:after="80"/>
-        <w:jc w:val="center"/>
+        <w:jc w:val="both"/>
         <w:rPr>
           <w:color w:val="000000"/>
           <w:lang w:val="hu-HU"/>
@@ -3597,186 +3138,11 @@
           <w:noProof/>
           <w:lang w:val="hu-HU"/>
         </w:rPr>
-        <w:lastRenderedPageBreak/>
         <w:drawing>
           <wp:inline distT="0" distB="0" distL="0" distR="0" wp14:anchorId="2DC84A62" wp14:editId="77DA5017">
             <wp:extent cx="5166360" cy="3200612"/>
             <wp:effectExtent l="0" t="0" r="0" b="0"/>
             <wp:docPr id="4" name="Picture 4"/>
-            <wp:cNvGraphicFramePr>
-              <a:graphicFrameLocks xmlns:a="http://schemas.openxmlformats.org/drawingml/2006/main" noChangeAspect="1"/>
-            </wp:cNvGraphicFramePr>
-            <a:graphic xmlns:a="http://schemas.openxmlformats.org/drawingml/2006/main">
-              <a:graphicData uri="http://schemas.openxmlformats.org/drawingml/2006/picture">
-                <pic:pic xmlns:pic="http://schemas.openxmlformats.org/drawingml/2006/picture">
-                  <pic:nvPicPr>
-                    <pic:cNvPr id="0" name="image.png"/>
-                    <pic:cNvPicPr/>
-                  </pic:nvPicPr>
-                  <pic:blipFill>
-                    <a:blip r:embed="rId11"/>
-                    <a:stretch>
-                      <a:fillRect/>
-                    </a:stretch>
-                  </pic:blipFill>
-                  <pic:spPr>
-                    <a:xfrm>
-                      <a:off x="0" y="0"/>
-                      <a:ext cx="5166360" cy="3200612"/>
-                    </a:xfrm>
-                    <a:prstGeom prst="rect">
-                      <a:avLst/>
-                    </a:prstGeom>
-                  </pic:spPr>
-                </pic:pic>
-              </a:graphicData>
-            </a:graphic>
-          </wp:inline>
-        </w:drawing>
-      </w:r>
-    </w:p>
-    <w:p>
-      <w:pPr>
-        <w:pStyle w:val="Caption"/>
-        <w:spacing w:after="160"/>
-        <w:jc w:val="center"/>
-        <w:rPr>
-          <w:color w:val="000000"/>
-          <w:lang w:val="hu-HU"/>
-        </w:rPr>
-      </w:pPr>
-      <w:bookmarkStart w:id="30" w:name="fig_06_logreg"/>
-      <w:bookmarkStart w:id="31" w:name="fig_6_abra_a_logisztikus_regresszio_st"/>
-      <w:r>
-        <w:rPr>
-          <w:color w:val="000000"/>
-          <w:sz w:val="22"/>
-          <w:lang w:val="hu-HU"/>
-        </w:rPr>
-        <w:t>4. ábra: A logisztikus regresszió standardizált együtthatói (saját szerkesztés).</w:t>
-      </w:r>
-      <w:bookmarkEnd w:id="30"/>
-      <w:bookmarkEnd w:id="31"/>
-    </w:p>
-    <w:p>
-      <w:pPr>
-        <w:pStyle w:val="BodyText"/>
-        <w:spacing w:after="120"/>
-        <w:rPr>
-          <w:lang w:val="hu-HU"/>
-        </w:rPr>
-      </w:pPr>
-      <w:r>
-        <w:rPr>
-          <w:lang w:val="hu-HU"/>
-        </w:rPr>
-        <w:t>A logisztikus regresszió együtthatóit ceteris paribus módon értelmeztük, vagyis minden változó hatását úgy vizsgáltuk, hogy közben a többi magyarázó változó értékét változatlannak tekintettük. Mivel a modellben a változók standardizálva szerepeltek, az együtthatók egy szórásnyi növekedésre vonatkoznak. Az odds ratio azt mutatja meg, hogy az adott változó egy szórásnyi növekedése hányszorosára változtatja a pozitív, cukorbeteg kimenet esélyhányadosát.</w:t>
-      </w:r>
-    </w:p>
-    <w:p>
-      <w:pPr>
-        <w:pStyle w:val="BodyText"/>
-        <w:spacing w:after="120"/>
-        <w:rPr>
-          <w:lang w:val="hu-HU"/>
-        </w:rPr>
-      </w:pPr>
-      <w:r>
-        <w:rPr>
-          <w:lang w:val="hu-HU"/>
-        </w:rPr>
-        <w:t>A legerősebb hatást a Glucose változó mutatta: az együttható értéke 1,1356, az odds ratio 3,1129 volt. Ez azt jelenti, hogy ceteris paribus, egy szórásnyi glükózszint-növekedés mellett a cukorbetegséghez tartozás odds-a körülbelül 3,11-szeresére nő, vagyis megközelítőleg 211,3 százalékkal magasabb lesz. A BMI együtthatója 0,6757, odds ratio értéke 1,9654 volt, tehát a BMI egy szórásnyi növekedése a többi változó változatlansága mellett nagyjából 96,5 százalékkal növelte a pozitív kimenet odds-át.</w:t>
-      </w:r>
-    </w:p>
-    <w:p>
-      <w:pPr>
-        <w:pStyle w:val="BodyText"/>
-        <w:spacing w:after="120"/>
-        <w:rPr>
-          <w:lang w:val="hu-HU"/>
-        </w:rPr>
-      </w:pPr>
-      <w:r>
-        <w:rPr>
-          <w:lang w:val="hu-HU"/>
-        </w:rPr>
-        <w:t xml:space="preserve">A Pregnancies együtthatója 0,3556, odds ratio értéke 1,4270 volt, ami körülbelül 42,7 százalékos odds-növekedést jelent. A DiabetesPedigreeFunction esetében az együttható 0,2758, az odds ratio 1,3176 volt, vagyis a családi, genetikai hajlamot közelítő mutató egy szórásnyi növekedése hozzávetőleg 31,8 százalékkal növelte a becsült odds-ot. Az Age együtthatója 0,1845, odds ratio </w:t>
-      </w:r>
-      <w:r>
-        <w:rPr>
-          <w:lang w:val="hu-HU"/>
-        </w:rPr>
-        <w:lastRenderedPageBreak/>
-        <w:t>értéke 1,2026 volt, tehát az életkor egy szórásnyi növekedése ceteris paribus körülbelül 20,3 százalékos odds-növekedéssel járt.</w:t>
-      </w:r>
-    </w:p>
-    <w:p>
-      <w:pPr>
-        <w:pStyle w:val="BodyText"/>
-        <w:spacing w:after="120"/>
-        <w:rPr>
-          <w:lang w:val="hu-HU"/>
-        </w:rPr>
-      </w:pPr>
-      <w:r>
-        <w:rPr>
-          <w:lang w:val="hu-HU"/>
-        </w:rPr>
-        <w:t>A SkinThickness hatása már nagyon kicsi volt: a 0,0238-as együtthatóhoz 1,0241-es odds ratio tartozott, ami csak körülbelül 2,4 százalékos növekedést jelent. Az Insulin együtthatója enyhén negatív volt (-0,0214), az odds ratio 0,9788, vagyis egy szórásnyi növekedés körülbelül 2,1 százalékkal csökkentette a pozitív kimenet odds-át. A BloodPressure együtthatója gyakorlatilag nulla volt (-0,0002), odds ratio értéke 0,9998, ezért a többi változó kontrollálása mellett önálló prediktív hatása ebben a modellben elhanyagolhatónak tekinthető.</w:t>
-      </w:r>
-    </w:p>
-    <w:p>
-      <w:pPr>
-        <w:pStyle w:val="BodyText"/>
-        <w:spacing w:after="120"/>
-        <w:rPr>
-          <w:lang w:val="hu-HU"/>
-        </w:rPr>
-      </w:pPr>
-      <w:r>
-        <w:rPr>
-          <w:lang w:val="hu-HU"/>
-        </w:rPr>
-        <w:t>Ezek alapján a logisztikus regresszióban a Glucose és a BMI volt a két legfontosabb pozitív irányú magyarázó változó. A ceteris paribus értelmezés ugyanakkor nem oksági állítást jelent, hanem azt mutatja meg, hogy a modellben az adott változó milyen irányban és milyen erősen kapcsolódott a becsült cukorbetegség-kockázathoz a többi változó rögzítése mellett.</w:t>
-      </w:r>
-    </w:p>
-    <w:p>
-      <w:pPr>
-        <w:pStyle w:val="BodyText"/>
-        <w:jc w:val="both"/>
-        <w:rPr>
-          <w:color w:val="000000"/>
-          <w:lang w:val="hu-HU"/>
-        </w:rPr>
-      </w:pPr>
-      <w:r>
-        <w:rPr>
-          <w:color w:val="000000"/>
-          <w:lang w:val="hu-HU"/>
-        </w:rPr>
-        <w:t>A faalapú modellek feature importance eredményei hasonló képet adtak. Mind a Random Forest, mind az XGBoost, mind a Gradient Boosting esetében a Glucose volt a legfontosabb változó, ezt általában a BMI, az Age és az Insulin követte. Ez a konzisztencia növeli az eredmények hitelességét, mert eltérő modellcsaládok is hasonló változókat emeltek ki. A BloodPressure és a SkinThickness szerepe jóval kisebb volt, ami arra utal, hogy ezek az adatok ebben az adathalmazban kevésbé járultak hozzá az osztályok elkülönítéséhez.</w:t>
-      </w:r>
-    </w:p>
-    <w:p>
-      <w:pPr>
-        <w:spacing w:before="120" w:after="80"/>
-        <w:jc w:val="center"/>
-        <w:rPr>
-          <w:color w:val="000000"/>
-          <w:lang w:val="hu-HU"/>
-        </w:rPr>
-      </w:pPr>
-      <w:r>
-        <w:rPr>
-          <w:noProof/>
-          <w:lang w:val="hu-HU"/>
-        </w:rPr>
-        <w:lastRenderedPageBreak/>
-        <w:drawing>
-          <wp:inline distT="0" distB="0" distL="0" distR="0" wp14:anchorId="0D3F6EEE" wp14:editId="558F5B94">
-            <wp:extent cx="5166360" cy="3131186"/>
-            <wp:effectExtent l="0" t="0" r="0" b="0"/>
-            <wp:docPr id="5" name="Picture 5"/>
             <wp:cNvGraphicFramePr>
               <a:graphicFrameLocks xmlns:a="http://schemas.openxmlformats.org/drawingml/2006/main" noChangeAspect="1"/>
             </wp:cNvGraphicFramePr>
@@ -3796,6 +3162,184 @@
                   <pic:spPr>
                     <a:xfrm>
                       <a:off x="0" y="0"/>
+                      <a:ext cx="5166360" cy="3200612"/>
+                    </a:xfrm>
+                    <a:prstGeom prst="rect">
+                      <a:avLst/>
+                    </a:prstGeom>
+                  </pic:spPr>
+                </pic:pic>
+              </a:graphicData>
+            </a:graphic>
+          </wp:inline>
+        </w:drawing>
+      </w:r>
+    </w:p>
+    <w:p>
+      <w:pPr>
+        <w:pStyle w:val="Caption"/>
+        <w:spacing w:after="160"/>
+        <w:jc w:val="both"/>
+        <w:rPr>
+          <w:color w:val="000000"/>
+          <w:lang w:val="hu-HU"/>
+        </w:rPr>
+      </w:pPr>
+      <w:bookmarkStart w:id="30" w:name="fig_06_logreg"/>
+      <w:bookmarkStart w:id="31" w:name="fig_6_abra_a_logisztikus_regresszio_st"/>
+      <w:r>
+        <w:rPr>
+          <w:color w:val="000000"/>
+          <w:lang w:val="hu-HU"/>
+        </w:rPr>
+        <w:t>4. ábra: A logisztikus regresszió standardizált együtthatói (saját szerkesztés).</w:t>
+      </w:r>
+      <w:bookmarkEnd w:id="30"/>
+      <w:bookmarkEnd w:id="31"/>
+    </w:p>
+    <w:p>
+      <w:pPr>
+        <w:pStyle w:val="BodyText"/>
+        <w:spacing w:after="120"/>
+        <w:jc w:val="both"/>
+        <w:rPr>
+          <w:lang w:val="hu-HU"/>
+        </w:rPr>
+      </w:pPr>
+      <w:r>
+        <w:rPr>
+          <w:lang w:val="hu-HU"/>
+        </w:rPr>
+        <w:t>A logisztikus regresszió együtthatóit ceteris paribus módon értelmeztük, vagyis minden változó hatását úgy vizsgáltuk, hogy közben a többi magyarázó változó értékét változatlannak tekintettük. Mivel a modellben a változók standardizálva szerepeltek, az együtthatók egy szórásnyi növekedésre vonatkoznak. Az odds ratio azt mutatja meg, hogy az adott változó egy szórásnyi növekedése hányszorosára változtatja a pozitív, cukorbeteg kimenet esélyhányadosát.</w:t>
+      </w:r>
+    </w:p>
+    <w:p>
+      <w:pPr>
+        <w:pStyle w:val="BodyText"/>
+        <w:spacing w:after="120"/>
+        <w:jc w:val="both"/>
+        <w:rPr>
+          <w:lang w:val="hu-HU"/>
+        </w:rPr>
+      </w:pPr>
+      <w:r>
+        <w:rPr>
+          <w:lang w:val="hu-HU"/>
+        </w:rPr>
+        <w:t xml:space="preserve">A legerősebb hatást a Glucose változó mutatta: az együttható értéke 1,1356, az odds ratio 3,1129 volt. Ez azt jelenti, hogy ceteris paribus, egy szórásnyi glükózszint-növekedés mellett a </w:t>
+      </w:r>
+      <w:r>
+        <w:rPr>
+          <w:lang w:val="hu-HU"/>
+        </w:rPr>
+        <w:lastRenderedPageBreak/>
+        <w:t>cukorbetegséghez tartozás odds-a körülbelül 3,11-szeresére nő, vagyis megközelítőleg 211,3 százalékkal magasabb lesz. A BMI együtthatója 0,6757, odds ratio értéke 1,9654 volt, tehát a BMI egy szórásnyi növekedése a többi változó változatlansága mellett nagyjából 96,5 százalékkal növelte a pozitív kimenet odds-át.</w:t>
+      </w:r>
+    </w:p>
+    <w:p>
+      <w:pPr>
+        <w:pStyle w:val="BodyText"/>
+        <w:spacing w:after="120"/>
+        <w:jc w:val="both"/>
+        <w:rPr>
+          <w:lang w:val="hu-HU"/>
+        </w:rPr>
+      </w:pPr>
+      <w:r>
+        <w:rPr>
+          <w:lang w:val="hu-HU"/>
+        </w:rPr>
+        <w:t>A Pregnancies együtthatója 0,3556, odds ratio értéke 1,4270 volt, ami körülbelül 42,7 százalékos odds-növekedést jelent. A DiabetesPedigreeFunction esetében az együttható 0,2758, az odds ratio 1,3176 volt, vagyis a családi, genetikai hajlamot közelítő mutató egy szórásnyi növekedése hozzávetőleg 31,8 százalékkal növelte a becsült odds-ot. Az Age együtthatója 0,1845, odds ratio értéke 1,2026 volt, tehát az életkor egy szórásnyi növekedése ceteris paribus körülbelül 20,3 százalékos odds-növekedéssel járt.</w:t>
+      </w:r>
+    </w:p>
+    <w:p>
+      <w:pPr>
+        <w:pStyle w:val="BodyText"/>
+        <w:spacing w:after="120"/>
+        <w:jc w:val="both"/>
+        <w:rPr>
+          <w:lang w:val="hu-HU"/>
+        </w:rPr>
+      </w:pPr>
+      <w:r>
+        <w:rPr>
+          <w:lang w:val="hu-HU"/>
+        </w:rPr>
+        <w:t>A SkinThickness hatása már nagyon kicsi volt: a 0,0238-as együtthatóhoz 1,0241-es odds ratio tartozott, ami csak körülbelül 2,4 százalékos növekedést jelent. Az Insulin együtthatója enyhén negatív volt (-0,0214), az odds ratio 0,9788, vagyis egy szórásnyi növekedés körülbelül 2,1 százalékkal csökkentette a pozitív kimenet odds-át. A BloodPressure együtthatója gyakorlatilag nulla volt (-0,0002), odds ratio értéke 0,9998, ezért a többi változó kontrollálása mellett önálló prediktív hatása ebben a modellben elhanyagolhatónak tekinthető.</w:t>
+      </w:r>
+    </w:p>
+    <w:p>
+      <w:pPr>
+        <w:pStyle w:val="BodyText"/>
+        <w:spacing w:after="120"/>
+        <w:jc w:val="both"/>
+        <w:rPr>
+          <w:lang w:val="hu-HU"/>
+        </w:rPr>
+      </w:pPr>
+      <w:r>
+        <w:rPr>
+          <w:lang w:val="hu-HU"/>
+        </w:rPr>
+        <w:t>Ezek alapján a logisztikus regresszióban a Glucose és a BMI volt a két legfontosabb pozitív irányú magyarázó változó. A ceteris paribus értelmezés ugyanakkor nem oksági állítást jelent, hanem azt mutatja meg, hogy a modellben az adott változó milyen irányban és milyen erősen kapcsolódott a becsült cukorbetegség-kockázathoz a többi változó rögzítése mellett.</w:t>
+      </w:r>
+    </w:p>
+    <w:p>
+      <w:pPr>
+        <w:pStyle w:val="BodyText"/>
+        <w:jc w:val="both"/>
+        <w:rPr>
+          <w:color w:val="000000"/>
+          <w:lang w:val="hu-HU"/>
+        </w:rPr>
+      </w:pPr>
+      <w:r>
+        <w:rPr>
+          <w:color w:val="000000"/>
+          <w:lang w:val="hu-HU"/>
+        </w:rPr>
+        <w:t>A faalapú modellek feature importance eredményei hasonló képet adtak. Mind a Random Forest, mind az XGBoost, mind a Gradient Boosting esetében a Glucose volt a legfontosabb változó, ezt általában a BMI, az Age és az Insulin követte. Ez a konzisztencia növeli az eredmények hitelességét, mert eltérő modellcsaládok is hasonló változókat emeltek ki. A BloodPressure és a SkinThickness szerepe jóval kisebb volt, ami arra utal, hogy ezek az adatok ebben az adathalmazban kevésbé járultak hozzá az osztályok elkülönítéséhez.</w:t>
+      </w:r>
+    </w:p>
+    <w:p>
+      <w:pPr>
+        <w:spacing w:before="120" w:after="80"/>
+        <w:jc w:val="both"/>
+        <w:rPr>
+          <w:color w:val="000000"/>
+          <w:lang w:val="hu-HU"/>
+        </w:rPr>
+      </w:pPr>
+      <w:r>
+        <w:rPr>
+          <w:noProof/>
+          <w:lang w:val="hu-HU"/>
+        </w:rPr>
+        <w:lastRenderedPageBreak/>
+        <w:drawing>
+          <wp:inline distT="0" distB="0" distL="0" distR="0" wp14:anchorId="0D3F6EEE" wp14:editId="558F5B94">
+            <wp:extent cx="5166360" cy="3131186"/>
+            <wp:effectExtent l="0" t="0" r="0" b="0"/>
+            <wp:docPr id="5" name="Picture 5"/>
+            <wp:cNvGraphicFramePr>
+              <a:graphicFrameLocks xmlns:a="http://schemas.openxmlformats.org/drawingml/2006/main" noChangeAspect="1"/>
+            </wp:cNvGraphicFramePr>
+            <a:graphic xmlns:a="http://schemas.openxmlformats.org/drawingml/2006/main">
+              <a:graphicData uri="http://schemas.openxmlformats.org/drawingml/2006/picture">
+                <pic:pic xmlns:pic="http://schemas.openxmlformats.org/drawingml/2006/picture">
+                  <pic:nvPicPr>
+                    <pic:cNvPr id="0" name="image.png"/>
+                    <pic:cNvPicPr/>
+                  </pic:nvPicPr>
+                  <pic:blipFill>
+                    <a:blip r:embed="rId13"/>
+                    <a:stretch>
+                      <a:fillRect/>
+                    </a:stretch>
+                  </pic:blipFill>
+                  <pic:spPr>
+                    <a:xfrm>
+                      <a:off x="0" y="0"/>
                       <a:ext cx="5166360" cy="3131186"/>
                     </a:xfrm>
                     <a:prstGeom prst="rect">
@@ -3813,7 +3357,7 @@
       <w:pPr>
         <w:pStyle w:val="Caption"/>
         <w:spacing w:after="160"/>
-        <w:jc w:val="center"/>
+        <w:jc w:val="both"/>
         <w:rPr>
           <w:color w:val="000000"/>
           <w:lang w:val="hu-HU"/>
@@ -3824,7 +3368,6 @@
       <w:r>
         <w:rPr>
           <w:color w:val="000000"/>
-          <w:sz w:val="22"/>
           <w:lang w:val="hu-HU"/>
         </w:rPr>
         <w:t>5. ábra: Faalapú modellek feature importance értékei (saját szerkesztés).</w:t>
@@ -3890,8 +3433,12 @@
     <w:p>
       <w:pPr>
         <w:pStyle w:val="Heading2"/>
-        <w:rPr>
-          <w:color w:val="000000"/>
+        <w:jc w:val="both"/>
+        <w:rPr>
+          <w:rFonts w:ascii="Times New Roman" w:hAnsi="Times New Roman" w:cs="Times New Roman"/>
+          <w:color w:val="000000"/>
+          <w:sz w:val="24"/>
+          <w:szCs w:val="24"/>
           <w:lang w:val="hu-HU"/>
         </w:rPr>
       </w:pPr>
@@ -3899,8 +3446,10 @@
       <w:bookmarkStart w:id="35" w:name="sec_7_korlatok"/>
       <w:r>
         <w:rPr>
-          <w:rFonts w:ascii="Times New Roman" w:hAnsi="Times New Roman"/>
-          <w:color w:val="000000"/>
+          <w:rFonts w:ascii="Times New Roman" w:hAnsi="Times New Roman" w:cs="Times New Roman"/>
+          <w:color w:val="000000"/>
+          <w:sz w:val="24"/>
+          <w:szCs w:val="24"/>
           <w:lang w:val="hu-HU"/>
         </w:rPr>
         <w:t>7. Korlátok</w:t>
@@ -3920,7 +3469,6 @@
       <w:r>
         <w:rPr>
           <w:color w:val="000000"/>
-          <w:highlight w:val="yellow"/>
           <w:lang w:val="hu-HU"/>
         </w:rPr>
         <w:t xml:space="preserve">Az elemzés egyik fontos korlátja az adathalmaz mérete. A 768 megfigyelés nem tekinthető nagynak, különösen akkor, ha több modellt és sok hiperparaméter-kombinációt próbálunk ki. Kis </w:t>
@@ -3928,18 +3476,10 @@
       <w:r>
         <w:rPr>
           <w:color w:val="000000"/>
-          <w:highlight w:val="yellow"/>
           <w:lang w:val="hu-HU"/>
         </w:rPr>
         <w:lastRenderedPageBreak/>
-        <w:t>adathalmaznál a teszteredmények érzékenyebbek lehetnek a konkrét train-test felosztásra.</w:t>
-      </w:r>
-      <w:r>
-        <w:rPr>
-          <w:color w:val="000000"/>
-          <w:lang w:val="hu-HU"/>
-        </w:rPr>
-        <w:t xml:space="preserve"> Bár a rétegzett felosztás és a keresztvalidáció javítja a becslés stabilitását, egyetlen teszthalmaz alapján nem lehet teljes bizonyossággal kijelenteni, hogy az egyik modell minden új mintán jobb lenne a másiknál.</w:t>
+        <w:t>adathalmaznál a teszteredmények érzékenyebbek lehetnek a konkrét train-test felosztásra (Kuhn és Johnson, 2013). Bár a rétegzett felosztás és a keresztvalidáció javítja a becslés stabilitását, egyetlen teszthalmaz alapján nem lehet teljes bizonyossággal kijelenteni, hogy az egyik modell minden új mintán jobb lenne a másiknál.</w:t>
       </w:r>
     </w:p>
     <w:p>
@@ -3988,24 +3528,20 @@
       <w:r>
         <w:rPr>
           <w:color w:val="000000"/>
-          <w:highlight w:val="yellow"/>
-          <w:lang w:val="hu-HU"/>
-        </w:rPr>
-        <w:t>Végül fontos megemlíteni, hogy a hiperparaméter-keresés rácskereséssel történt. Ez átlátható és reprodukálható módszer, de nem feltétlenül találja meg a globálisan legjobb beállításokat.</w:t>
-      </w:r>
-      <w:r>
-        <w:rPr>
-          <w:color w:val="000000"/>
-          <w:lang w:val="hu-HU"/>
-        </w:rPr>
-        <w:t xml:space="preserve"> Nagyobb projektekben érdemes lehet random search, Bayesian optimization vagy nested cross-validation alkalmazása. A jelen feladatban azonban a cél a modellek korrekt és egységes összehasonlítása volt, nem pedig egy ipari szintű optimalizációs folyamat teljes körű megvalósítása.</w:t>
+          <w:lang w:val="hu-HU"/>
+        </w:rPr>
+        <w:t>Végül fontos megemlíteni, hogy a hiperparaméter-keresés rácskereséssel történt. Ez átlátható és reprodukálható módszer, de nem feltétlenül találja meg a globálisan legjobb beállításokat (Kuhn és Johnson, 2013). Nagyobb projektekben érdemes lehet random search, Bayesian optimization vagy nested cross-validation alkalmazása. A jelen feladatban azonban a cél a modellek korrekt és egységes összehasonlítása volt, nem pedig egy ipari szintű optimalizációs folyamat teljes körű megvalósítása.</w:t>
       </w:r>
     </w:p>
     <w:p>
       <w:pPr>
         <w:pStyle w:val="Heading2"/>
-        <w:rPr>
-          <w:color w:val="000000"/>
+        <w:jc w:val="both"/>
+        <w:rPr>
+          <w:rFonts w:ascii="Times New Roman" w:hAnsi="Times New Roman" w:cs="Times New Roman"/>
+          <w:color w:val="000000"/>
+          <w:sz w:val="24"/>
+          <w:szCs w:val="24"/>
           <w:lang w:val="hu-HU"/>
         </w:rPr>
       </w:pPr>
@@ -4013,8 +3549,10 @@
       <w:bookmarkStart w:id="37" w:name="sec_8_osszegzes"/>
       <w:r>
         <w:rPr>
-          <w:rFonts w:ascii="Times New Roman" w:hAnsi="Times New Roman"/>
-          <w:color w:val="000000"/>
+          <w:rFonts w:ascii="Times New Roman" w:hAnsi="Times New Roman" w:cs="Times New Roman"/>
+          <w:color w:val="000000"/>
+          <w:sz w:val="24"/>
+          <w:szCs w:val="24"/>
           <w:lang w:val="hu-HU"/>
         </w:rPr>
         <w:t>8. Összegzés</w:t>
@@ -4077,8 +3615,12 @@
     <w:p>
       <w:pPr>
         <w:pStyle w:val="Heading2"/>
-        <w:rPr>
-          <w:color w:val="000000"/>
+        <w:jc w:val="both"/>
+        <w:rPr>
+          <w:rFonts w:ascii="Times New Roman" w:hAnsi="Times New Roman" w:cs="Times New Roman"/>
+          <w:color w:val="000000"/>
+          <w:sz w:val="24"/>
+          <w:szCs w:val="24"/>
           <w:lang w:val="hu-HU"/>
         </w:rPr>
       </w:pPr>
@@ -4087,8 +3629,10 @@
       <w:bookmarkStart w:id="40" w:name="sec_9_reszletes"/>
       <w:r>
         <w:rPr>
-          <w:rFonts w:ascii="Times New Roman" w:hAnsi="Times New Roman"/>
-          <w:color w:val="000000"/>
+          <w:rFonts w:ascii="Times New Roman" w:hAnsi="Times New Roman" w:cs="Times New Roman"/>
+          <w:color w:val="000000"/>
+          <w:sz w:val="24"/>
+          <w:szCs w:val="24"/>
           <w:lang w:val="hu-HU"/>
         </w:rPr>
         <w:t>9. Részletesebb modellértékelési megfontolások</w:t>
@@ -4194,15 +3738,7 @@
           <w:color w:val="000000"/>
           <w:lang w:val="hu-HU"/>
         </w:rPr>
-        <w:t>A komplexitás szempontjából a modellek között jelentős különbség van</w:t>
-      </w:r>
-      <w:r>
-        <w:rPr>
-          <w:color w:val="000000"/>
-          <w:highlight w:val="yellow"/>
-          <w:lang w:val="hu-HU"/>
-        </w:rPr>
-        <w:t>. A logisztikus regresszió sok hiperparaméter-kombináció mellett is gyors és egyszerűen tanítható, mivel maga a modell lineáris szerkezetű. A Random Forest már sok döntési fát épít, ezért nehezebb teljes egészében magyarázni, de stabil és robusztus. Az XGBoost és a Gradient Boosting még összetettebb, mert a fák egymás után épülnek, és minden új fa az előző hibáin próbál javítani. Ezek a modellek erősek lehetnek, de több hangolást igényelnek, és a túltanulás veszélyére is érzékenyebbek.</w:t>
+        <w:t>A komplexitás szempontjából a modellek között jelentős különbség van. A logisztikus regresszió sok hiperparaméter-kombináció mellett is gyors és egyszerűen tanítható, mivel maga a modell lineáris szerkezetű. A Random Forest már sok döntési fát épít, ezért nehezebb teljes egészében magyarázni, de stabil és robusztus. Az XGBoost és a Gradient Boosting még összetettebb, mert a fák egymás után épülnek, és minden új fa az előző hibáin próbál javítani. Ezek a modellek erősek lehetnek, de több hangolást igényelnek, és a túltanulás veszélyére is érzékenyebbek (Hastie és mtsai., 2009; Breiman, 2001; Chen és Guestrin, 2016; Friedman, 2001).</w:t>
       </w:r>
     </w:p>
     <w:p>
@@ -4225,15 +3761,22 @@
     <w:p>
       <w:pPr>
         <w:pStyle w:val="Heading2"/>
-        <w:rPr>
-          <w:color w:val="000000"/>
+        <w:jc w:val="both"/>
+        <w:rPr>
+          <w:rFonts w:ascii="Times New Roman" w:hAnsi="Times New Roman" w:cs="Times New Roman"/>
+          <w:color w:val="000000"/>
+          <w:sz w:val="24"/>
+          <w:szCs w:val="24"/>
           <w:lang w:val="hu-HU"/>
         </w:rPr>
       </w:pPr>
       <w:bookmarkStart w:id="41" w:name="sec_10_reprodukcio"/>
       <w:r>
         <w:rPr>
-          <w:color w:val="000000"/>
+          <w:rFonts w:ascii="Times New Roman" w:hAnsi="Times New Roman" w:cs="Times New Roman"/>
+          <w:color w:val="000000"/>
+          <w:sz w:val="24"/>
+          <w:szCs w:val="24"/>
           <w:lang w:val="hu-HU"/>
         </w:rPr>
         <w:lastRenderedPageBreak/>
@@ -4275,13 +3818,301 @@
         <w:t>A reprodukálhatóság érdekében minden modell ugyanazt a train-test felosztást, ugyanazt a rétegzett keresztvalidációs logikát és ugyanazt az adat-előkészítési szabályt használta. Ez lehetővé teszi, hogy az eredmények közvetlenül összehasonlíthatók legyenek, és a különbségek ne az eltérő előfeldolgozási lépésekből származzanak.</w:t>
       </w:r>
     </w:p>
+    <w:p>
+      <w:pPr>
+        <w:jc w:val="both"/>
+      </w:pPr>
+      <w:r>
+        <w:br w:type="page"/>
+      </w:r>
+    </w:p>
+    <w:sdt>
+      <w:sdtPr>
+        <w:rPr>
+          <w:rFonts w:ascii="Times New Roman" w:hAnsi="Times New Roman" w:cs="Times New Roman"/>
+          <w:sz w:val="24"/>
+          <w:szCs w:val="24"/>
+        </w:rPr>
+        <w:id w:val="588355509"/>
+        <w:docPartObj>
+          <w:docPartGallery w:val="Bibliographies"/>
+          <w:docPartUnique/>
+        </w:docPartObj>
+      </w:sdtPr>
+      <w:sdtEndPr>
+        <w:rPr>
+          <w:rFonts w:eastAsia="Times New Roman"/>
+          <w:b w:val="0"/>
+          <w:color w:val="auto"/>
+        </w:rPr>
+      </w:sdtEndPr>
+      <w:sdtContent>
+        <w:p>
+          <w:pPr>
+            <w:pStyle w:val="Heading1"/>
+            <w:jc w:val="both"/>
+            <w:rPr>
+              <w:rFonts w:ascii="Times New Roman" w:hAnsi="Times New Roman" w:cs="Times New Roman"/>
+              <w:sz w:val="24"/>
+              <w:szCs w:val="24"/>
+            </w:rPr>
+          </w:pPr>
+          <w:r>
+            <w:rPr>
+              <w:rFonts w:ascii="Times New Roman" w:hAnsi="Times New Roman" w:cs="Times New Roman"/>
+              <w:sz w:val="24"/>
+              <w:szCs w:val="24"/>
+            </w:rPr>
+            <w:t>Hivatkozásjegyzék</w:t>
+          </w:r>
+        </w:p>
+        <w:sdt>
+          <w:sdtPr>
+            <w:id w:val="111145805"/>
+            <w:bibliography/>
+          </w:sdtPr>
+          <w:sdtContent>
+            <w:p>
+              <w:pPr>
+                <w:pStyle w:val="BodyText"/>
+                <w:spacing w:after="120"/>
+                <w:ind w:left="720" w:hanging="720"/>
+                <w:jc w:val="both"/>
+              </w:pPr>
+              <w:r>
+                <w:t xml:space="preserve">Breiman, L. (2001). Random forests. </w:t>
+              </w:r>
+              <w:r>
+                <w:rPr>
+                  <w:i/>
+                </w:rPr>
+                <w:t>Machine Learning</w:t>
+              </w:r>
+              <w:r>
+                <w:t>, 45, 5-32. https://doi.org/10.1023/A:1010933404324</w:t>
+              </w:r>
+            </w:p>
+            <w:p>
+              <w:pPr>
+                <w:pStyle w:val="BodyText"/>
+                <w:spacing w:after="120"/>
+                <w:ind w:left="720" w:hanging="720"/>
+                <w:jc w:val="both"/>
+              </w:pPr>
+              <w:r>
+                <w:t xml:space="preserve">Chen, T., és Guestrin, C. (2016). XGBoost: A scalable tree boosting system. In </w:t>
+              </w:r>
+              <w:r>
+                <w:rPr>
+                  <w:i/>
+                </w:rPr>
+                <w:t>Proceedings of the 22nd ACM SIGKDD International Conference on Knowledge Discovery and Data Mining</w:t>
+              </w:r>
+              <w:r>
+                <w:t xml:space="preserve"> (pp. 785-794). Association for Computing Machinery. https://doi.org/10.1145/2939672.2939785</w:t>
+              </w:r>
+            </w:p>
+            <w:p>
+              <w:pPr>
+                <w:pStyle w:val="BodyText"/>
+                <w:spacing w:after="120"/>
+                <w:ind w:left="720" w:hanging="720"/>
+                <w:jc w:val="both"/>
+              </w:pPr>
+              <w:r>
+                <w:t xml:space="preserve">Fawcett, T. (2006). An introduction to ROC analysis. </w:t>
+              </w:r>
+              <w:r>
+                <w:rPr>
+                  <w:i/>
+                </w:rPr>
+                <w:t>Pattern Recognition Letters</w:t>
+              </w:r>
+              <w:r>
+                <w:t>, 27(8), 861-874. https://doi.org/10.1016/j.patrec.2005.10.010</w:t>
+              </w:r>
+            </w:p>
+            <w:p>
+              <w:pPr>
+                <w:pStyle w:val="BodyText"/>
+                <w:spacing w:after="120"/>
+                <w:ind w:left="720" w:hanging="720"/>
+                <w:jc w:val="both"/>
+              </w:pPr>
+              <w:r>
+                <w:t xml:space="preserve">Friedman, J. H. (2001). Greedy function approximation: A gradient boosting machine. </w:t>
+              </w:r>
+              <w:r>
+                <w:rPr>
+                  <w:i/>
+                </w:rPr>
+                <w:t>The Annals of Statistics</w:t>
+              </w:r>
+              <w:r>
+                <w:t>, 29(5), 1189-1232. https://doi.org/10.1214/aos/1013203451</w:t>
+              </w:r>
+            </w:p>
+            <w:p>
+              <w:pPr>
+                <w:pStyle w:val="BodyText"/>
+                <w:spacing w:after="120"/>
+                <w:ind w:left="720" w:hanging="720"/>
+                <w:jc w:val="both"/>
+              </w:pPr>
+              <w:r>
+                <w:t xml:space="preserve">Hastie, T., Tibshirani, R., és Friedman, J. (2009). </w:t>
+              </w:r>
+              <w:r>
+                <w:rPr>
+                  <w:i/>
+                </w:rPr>
+                <w:t>The elements of statistical learning: Data mining, inference, and prediction</w:t>
+              </w:r>
+              <w:r>
+                <w:t xml:space="preserve"> (2. kiad.). Springer. https://doi.org/10.1007/978-0-387-84858-7</w:t>
+              </w:r>
+            </w:p>
+            <w:p>
+              <w:pPr>
+                <w:pStyle w:val="BodyText"/>
+                <w:spacing w:after="120"/>
+                <w:ind w:left="720" w:hanging="720"/>
+                <w:jc w:val="both"/>
+              </w:pPr>
+              <w:r>
+                <w:t xml:space="preserve">Kuhn, M., és Johnson, K. (2013). </w:t>
+              </w:r>
+              <w:r>
+                <w:rPr>
+                  <w:i/>
+                </w:rPr>
+                <w:t>Applied predictive modeling</w:t>
+              </w:r>
+              <w:r>
+                <w:t>. Springer. https://doi.org/10.1007/978-1-4614-6849-3</w:t>
+              </w:r>
+            </w:p>
+            <w:p>
+              <w:pPr>
+                <w:pStyle w:val="BodyText"/>
+                <w:spacing w:after="120"/>
+                <w:ind w:left="720" w:hanging="720"/>
+                <w:jc w:val="both"/>
+              </w:pPr>
+              <w:r>
+                <w:t xml:space="preserve">National Institute of Diabetes and Digestive and Kidney Diseases. (1990). </w:t>
+              </w:r>
+              <w:r>
+                <w:rPr>
+                  <w:i/>
+                </w:rPr>
+                <w:t>Pima Indians Diabetes Database</w:t>
+              </w:r>
+              <w:r>
+                <w:t xml:space="preserve"> [Adatbázis]. UCI Machine Learning Repository. https://people.cs.georgetown.edu/~maloof/cosc388.f03/pima.names</w:t>
+              </w:r>
+            </w:p>
+            <w:p>
+              <w:pPr>
+                <w:pStyle w:val="BodyText"/>
+                <w:spacing w:after="120"/>
+                <w:ind w:left="720" w:hanging="720"/>
+                <w:jc w:val="both"/>
+              </w:pPr>
+              <w:r>
+                <w:t xml:space="preserve">Pedregosa, F., Varoquaux, G., Gramfort, A., Michel, V., Thirion, B., Grisel, O., Blondel, M., Prettenhofer, P., Weiss, R., Dubourg, V., VanderPlas, J., Passos, A., Cournapeau, D., Brucher, M., Perrot, M., és Duchesnay, É. (2011). Scikit-learn: Machine learning in Python. </w:t>
+              </w:r>
+              <w:r>
+                <w:rPr>
+                  <w:i/>
+                </w:rPr>
+                <w:t>Journal of Machine Learning Research</w:t>
+              </w:r>
+              <w:r>
+                <w:t>, 12, 2825-2830. https://jmlr.org/papers/v12/pedregosa11a.html</w:t>
+              </w:r>
+            </w:p>
+            <w:p>
+              <w:pPr>
+                <w:pStyle w:val="BodyText"/>
+                <w:spacing w:after="120"/>
+                <w:ind w:left="720" w:hanging="720"/>
+                <w:jc w:val="both"/>
+              </w:pPr>
+              <w:r>
+                <w:t xml:space="preserve">Schulz, L. O., Bennett, P. H., Ravussin, E., Kidd, J. R., Kidd, K. K., Esparza, J., és Valencia, M. E. (2006). Effects of traditional and western environments on prevalence of type 2 diabetes in Pima Indians in Mexico and the U.S. </w:t>
+              </w:r>
+              <w:r>
+                <w:rPr>
+                  <w:i/>
+                </w:rPr>
+                <w:t>Diabetes Care</w:t>
+              </w:r>
+              <w:r>
+                <w:t>, 29(8), 1866-1871. https://doi.org/10.2337/dc06-0138</w:t>
+              </w:r>
+            </w:p>
+            <w:p>
+              <w:pPr>
+                <w:pStyle w:val="BodyText"/>
+                <w:spacing w:after="120"/>
+                <w:ind w:left="720" w:hanging="720"/>
+                <w:jc w:val="both"/>
+              </w:pPr>
+              <w:r>
+                <w:lastRenderedPageBreak/>
+                <w:t xml:space="preserve">Smith, J. W., Everhart, J. E., Dickson, W. C., Knowler, W. C., és Johannes, R. S. (1988). Using the ADAP learning algorithm to forecast the onset of diabetes mellitus. In </w:t>
+              </w:r>
+              <w:r>
+                <w:rPr>
+                  <w:i/>
+                </w:rPr>
+                <w:t>Proceedings of the Symposium on Computer Applications and Medical Care</w:t>
+              </w:r>
+              <w:r>
+                <w:t xml:space="preserve"> (pp. 261-265). IEEE Computer Society Press. https://pmc.ncbi.nlm.nih.gov/articles/PMC2245318/</w:t>
+              </w:r>
+            </w:p>
+            <w:p>
+              <w:pPr>
+                <w:jc w:val="both"/>
+              </w:pPr>
+              <w:r>
+                <w:fldChar w:fldCharType="begin"/>
+              </w:r>
+              <w:r>
+                <w:instrText xml:space="preserve"> BIBLIOGRAPHY </w:instrText>
+              </w:r>
+              <w:r>
+                <w:fldChar w:fldCharType="separate"/>
+              </w:r>
+              <w:r>
+                <w:rPr>
+                  <w:b/>
+                  <w:bCs/>
+                  <w:noProof/>
+                </w:rPr>
+                <w:fldChar w:fldCharType="end"/>
+              </w:r>
+            </w:p>
+          </w:sdtContent>
+        </w:sdt>
+      </w:sdtContent>
+    </w:sdt>
+    <w:p>
+      <w:pPr>
+        <w:pStyle w:val="BodyText"/>
+        <w:spacing w:after="120"/>
+        <w:jc w:val="both"/>
+      </w:pPr>
+    </w:p>
     <w:sectPr>
-      <w:headerReference w:type="even" r:id="rId13"/>
-      <w:headerReference w:type="default" r:id="rId14"/>
-      <w:footerReference w:type="even" r:id="rId15"/>
-      <w:footerReference w:type="default" r:id="rId16"/>
-      <w:headerReference w:type="first" r:id="rId17"/>
-      <w:footerReference w:type="first" r:id="rId18"/>
+      <w:headerReference w:type="even" r:id="rId14"/>
+      <w:headerReference w:type="default" r:id="rId15"/>
+      <w:footerReference w:type="even" r:id="rId16"/>
+      <w:footerReference w:type="default" r:id="rId17"/>
+      <w:headerReference w:type="first" r:id="rId18"/>
+      <w:footerReference w:type="first" r:id="rId19"/>
       <w:footnotePr>
         <w:numRestart w:val="eachSect"/>
       </w:footnotePr>
@@ -4318,6 +4149,7 @@
   <w:p>
     <w:pPr>
       <w:pStyle w:val="Footer"/>
+      <w:jc w:val="center"/>
     </w:pPr>
     <w:r>
       <w:rPr>
@@ -4354,31 +4186,42 @@
   <w:p>
     <w:pPr>
       <w:pStyle w:val="Footer"/>
+      <w:jc w:val="center"/>
+      <w:rPr>
+        <w:color w:val="000000" w:themeColor="text1"/>
+      </w:rPr>
     </w:pPr>
     <w:r>
       <w:rPr>
         <w:rStyle w:val="PageNumber"/>
+        <w:color w:val="000000" w:themeColor="text1"/>
       </w:rPr>
       <w:fldChar w:fldCharType="begin"/>
     </w:r>
     <w:r>
       <w:rPr>
         <w:rStyle w:val="PageNumber"/>
+        <w:color w:val="000000" w:themeColor="text1"/>
       </w:rPr>
       <w:instrText xml:space="preserve"> PAGE </w:instrText>
     </w:r>
     <w:r>
+      <w:rPr>
+        <w:color w:val="000000" w:themeColor="text1"/>
+      </w:rPr>
       <w:fldChar w:fldCharType="separate"/>
     </w:r>
     <w:r>
       <w:rPr>
         <w:rStyle w:val="PageNumber"/>
+        <w:color w:val="000000" w:themeColor="text1"/>
       </w:rPr>
       <w:t>2</w:t>
     </w:r>
     <w:r>
       <w:rPr>
         <w:rStyle w:val="PageNumber"/>
+        <w:color w:val="000000" w:themeColor="text1"/>
       </w:rPr>
       <w:fldChar w:fldCharType="end"/>
     </w:r>
@@ -6359,4 +6202,16 @@
   <a:objectDefaults/>
   <a:extraClrSchemeLst/>
 </a:theme>
+</file>
+
+<file path=customXml/item1.xml><?xml version="1.0" encoding="utf-8"?>
+<b:Sources xmlns:b="http://schemas.openxmlformats.org/officeDocument/2006/bibliography" xmlns="http://schemas.openxmlformats.org/officeDocument/2006/bibliography" SelectedStyle="/APASixthEditionOfficeOnline.xsl" StyleName="APA" Version="6"/>
+</file>
+
+<file path=customXml/itemProps1.xml><?xml version="1.0" encoding="utf-8"?>
+<ds:datastoreItem xmlns:ds="http://schemas.openxmlformats.org/officeDocument/2006/customXml" ds:itemID="{8D463AE6-4451-B04C-AA34-F79E41C058E4}">
+  <ds:schemaRefs>
+    <ds:schemaRef ds:uri="http://schemas.openxmlformats.org/officeDocument/2006/bibliography"/>
+  </ds:schemaRefs>
+</ds:datastoreItem>
 </file>